--- a/vvdn/converters/dc-dc/non-isolated/zeta-converter.docx
+++ b/vvdn/converters/dc-dc/non-isolated/zeta-converter.docx
@@ -244,31 +244,2181 @@
                 <w:color w:val="2D3748"/>
                 <w:sz w:val="18"/>
               </w:rPr>
-              <w:t xml:space="preserve">                           Zeta DC-DC Converter Power Stage</w:t>
+              <w:t>========================================================================================================================</w:t>
               <w:br/>
-              <w:t xml:space="preserve">   +Vin DC ────┬────────────── Drain (D)</w:t>
+              <w:t xml:space="preserve">       DETAILED HARDWARE SCHEMATIC: NON-INVERTING ZETA DC-DC CONVERTER (9V-18V IN -&gt; 12V/4A OUT)</w:t>
               <w:br/>
-              <w:t xml:space="preserve">               │               ┌───┴───┐ Q1 (High-Side Switch)</w:t>
+              <w:t>========================================================================================================================</w:t>
               <w:br/>
-              <w:t xml:space="preserve">              ┌┴┐              │  SW   │</w:t>
               <w:br/>
-              <w:t xml:space="preserve">              │ │ C_in         └───┬───┘</w:t>
+              <w:t xml:space="preserve">                  +-----------------[ D_boot: DFLS1100 ]&lt;------+ +V_DRV (+12V)</w:t>
               <w:br/>
-              <w:t xml:space="preserve">              └┬┘                  │ Source (S)</w:t>
+              <w:t xml:space="preserve">                  |                 [ 100V / 1A Schottky]      |</w:t>
               <w:br/>
-              <w:t xml:space="preserve">               │                   ├── Node SW1 ────[   ] C_z ────┬── Node SW2 ───[ L2 ]──┬───&gt; +Vout</w:t>
+              <w:t xml:space="preserve">                  |                                           [R_boot: 2.2Ω]</w:t>
               <w:br/>
-              <w:t xml:space="preserve">               │                   │         (Flying Capacitor)   │ (Output Inductor)     │</w:t>
+              <w:t xml:space="preserve">                  |                                            |</w:t>
               <w:br/>
-              <w:t xml:space="preserve">               │                  ┌┴┐                            ┌┴┐                     ┌┴┐</w:t>
+              <w:t xml:space="preserve">                  |     +-----------[ C_boot: 0.1µF/50V X7R ]--+</w:t>
               <w:br/>
-              <w:t xml:space="preserve">               │                  │ │ Inductor L1                │ │ Diode D1            │ │ C_out</w:t>
+              <w:t xml:space="preserve">                  |     |                                      |</w:t>
               <w:br/>
-              <w:t xml:space="preserve">               │                  └┬┘ (To GND)                   └┬┘ (Anode to GND)      └┬┘</w:t>
+              <w:t xml:space="preserve">                  |     |   +---[ HIGH-SIDE GATE DRIVER (e.g. UCC27282 / LM5113) ]---+</w:t>
               <w:br/>
-              <w:t xml:space="preserve">               │                   │                              │                       │</w:t>
+              <w:t xml:space="preserve">                  |     |   |                                                        |</w:t>
               <w:br/>
-              <w:t xml:space="preserve">   GND ────────┴───────────────────┴──────────────────────────────┴───────────────────────┴─── GND</w:t>
+              <w:t xml:space="preserve">                  +--------&gt;| BOOT      [HO] Pin 8 ----[ R_g: 2.2Ω ]----+            |</w:t>
+              <w:br/>
+              <w:t xml:space="preserve">                        |   |                                           |            |</w:t>
+              <w:br/>
+              <w:t xml:space="preserve">                        +--&gt;| PHASE/SW1 [VCC] Pin 2 &lt;--- +V_DRV         |            |</w:t>
+              <w:br/>
+              <w:t xml:space="preserve">                            |                                           |            |</w:t>
+              <w:br/>
+              <w:t xml:space="preserve">          PWM_IN ----------&gt;| IN_HS     [COM] Pin 4 ---&gt; PGND           |            |</w:t>
+              <w:br/>
+              <w:t xml:space="preserve">                            +-------------------------------------------|------------+</w:t>
+              <w:br/>
+              <w:t xml:space="preserve">                                                                        |</w:t>
+              <w:br/>
+              <w:t xml:space="preserve">    +VIN (9V-18V DC) ───────────────────────────────────────────┐       |</w:t>
+              <w:br/>
+              <w:t xml:space="preserve">        │                                                       │       |</w:t>
+              <w:br/>
+              <w:t xml:space="preserve">       [F1: 8A Fuse]                                            │       |</w:t>
+              <w:br/>
+              <w:t xml:space="preserve">        │                                                       │       |</w:t>
+              <w:br/>
+              <w:t xml:space="preserve">       ┌┴─────────────────┐                                     │       |</w:t>
+              <w:br/>
+              <w:t xml:space="preserve">       │ CIN_BULK         │                                     │ Drain |</w:t>
+              <w:br/>
+              <w:t xml:space="preserve">      ┌┴┐ 220µF/35V Poly ┌┴┐ CIN_CER                           ┌┴───────┴──────┐</w:t>
+              <w:br/>
+              <w:t xml:space="preserve">      │ │ (Low-ESR 12mΩ) │ │ 2x 10µF/35V X7R                   │ Q1: N-MOSFET  │&lt;----+</w:t>
+              <w:br/>
+              <w:t xml:space="preserve">      └┬┘                └┬┘                                   │ BSC035N10NS5  │ (Gate)</w:t>
+              <w:br/>
+              <w:t xml:space="preserve">       │                  │                                    │ (100V, 3.5mΩ) │</w:t>
+              <w:br/>
+              <w:t xml:space="preserve">       │                  │                                    └┬──────────────┘</w:t>
+              <w:br/>
+              <w:t xml:space="preserve">       │                  │                                     │ Source (S)</w:t>
+              <w:br/>
+              <w:t xml:space="preserve">       │                  │                                     │</w:t>
+              <w:br/>
+              <w:t xml:space="preserve">       │                  │                                     +=== NODE SW1 (Switch Node 1)</w:t>
+              <w:br/>
+              <w:t xml:space="preserve">       │                  │                                     |    (0V to +18V pulse)</w:t>
+              <w:br/>
+              <w:t xml:space="preserve">       │                  │                                     |</w:t>
+              <w:br/>
+              <w:t xml:space="preserve">       │                  │            FLYING CAPACITOR         ├──[ R_snub: 3.3Ω / 1W ]</w:t>
+              <w:br/>
+              <w:t xml:space="preserve">       │                  │     +------[ Cz: 10µF / 50V ]-------+         │</w:t>
+              <w:br/>
+              <w:t xml:space="preserve">       │                  │     |      TDK C3225X7R1H106M       |   [ C_snub: 470pF ]</w:t>
+              <w:br/>
+              <w:t xml:space="preserve">       │                  │     |      (Precharged to Vout)     |         │</w:t>
+              <w:br/>
+              <w:t xml:space="preserve">       │                  │     |                               |        PGND</w:t>
+              <w:br/>
+              <w:t xml:space="preserve">       │                  │     |      PRIMARY INDUCTOR         |</w:t>
+              <w:br/>
+              <w:t xml:space="preserve">       │                  │     |   +--[ L1: 22µH / 6.0A ]------+</w:t>
+              <w:br/>
+              <w:t xml:space="preserve">       │                  │     |   |  Coilcraft MSD1278-223    |</w:t>
+              <w:br/>
+              <w:t xml:space="preserve">       │                  │     |   |  (DCR = 32mΩ)             |</w:t>
+              <w:br/>
+              <w:t xml:space="preserve">       │                  │     |   +-------------+-------------+</w:t>
+              <w:br/>
+              <w:t xml:space="preserve">       │                  │     |                 │</w:t>
+              <w:br/>
+              <w:t xml:space="preserve">       │                  │     |                PGND (Ground Return)</w:t>
+              <w:br/>
+              <w:t xml:space="preserve">       │                  │     |</w:t>
+              <w:br/>
+              <w:t xml:space="preserve">       │                  │     +=== NODE SW2 (Diode / Inductor Node)</w:t>
+              <w:br/>
+              <w:t xml:space="preserve">       │                  │     |    (0V to +30V pulse)</w:t>
+              <w:br/>
+              <w:t xml:space="preserve">       │                  │     |</w:t>
+              <w:br/>
+              <w:t xml:space="preserve">       │                  │     +---[ D1: Schottky Diode (Cathode) ]</w:t>
+              <w:br/>
+              <w:t xml:space="preserve">       │                  │     |   V30100P (100V / 30A Trench)</w:t>
+              <w:br/>
+              <w:t xml:space="preserve">       │                  │     |   [ Anode to PGND ]</w:t>
+              <w:br/>
+              <w:t xml:space="preserve">       │                  │     |         │</w:t>
+              <w:br/>
+              <w:t xml:space="preserve">       │                  │     |        PGND</w:t>
+              <w:br/>
+              <w:t xml:space="preserve">       │                  │     |</w:t>
+              <w:br/>
+              <w:t xml:space="preserve">       │                  │     |        OUTPUT FILTER INDUCTOR</w:t>
+              <w:br/>
+              <w:t xml:space="preserve">       │                  │     +---[ L2: 22µH / 6.0A Shielded ]---+</w:t>
+              <w:br/>
+              <w:t xml:space="preserve">       │                  │         Coilcraft MSD1278-223          |</w:t>
+              <w:br/>
+              <w:t xml:space="preserve">       │                  │         (DCR = 32mΩ, Isat = 6.8A)      |</w:t>
+              <w:br/>
+              <w:t xml:space="preserve">       │                  │                                        |</w:t>
+              <w:br/>
+              <w:t xml:space="preserve">       │                  │                                        +=== +VOUT (+12V/4A Regulated)</w:t>
+              <w:br/>
+              <w:t xml:space="preserve">       │                  │                                        │</w:t>
+              <w:br/>
+              <w:t xml:space="preserve">       │                  │                                       ┌┴──────────────────┐</w:t>
+              <w:br/>
+              <w:t xml:space="preserve">       │                  │                                       │ COUT_BULK         │</w:t>
+              <w:br/>
+              <w:t xml:space="preserve">       │                  │                                      ┌┴┐ 2x 270µF/25V    ┌┴┐ COUT_CER</w:t>
+              <w:br/>
+              <w:t xml:space="preserve">       │                  │                                      │ │ Poly (ESR=10mΩ) │ │ 3x 22µF/25V</w:t>
+              <w:br/>
+              <w:t xml:space="preserve">       │                  │                                      └┬┘                 └┬┘ X7R 1210</w:t>
+              <w:br/>
+              <w:t xml:space="preserve">       │                  │                                       │                   │</w:t>
+              <w:br/>
+              <w:t xml:space="preserve">       │                  │                                       │      +VOUT        │</w:t>
+              <w:br/>
+              <w:t xml:space="preserve">       │                  │                                       │        │          │</w:t>
+              <w:br/>
+              <w:t xml:space="preserve">       │                  │                                       │     [ R_fb1: 90.9kΩ, 0.1% ]</w:t>
+              <w:br/>
+              <w:t xml:space="preserve">       │                  │                                       │        │</w:t>
+              <w:br/>
+              <w:t xml:space="preserve">       │                  │                                       │        +---&gt; V_FB (To Controller)</w:t>
+              <w:br/>
+              <w:t xml:space="preserve">       │                  │                                       │        │     (V_ref = 1.200V)</w:t>
+              <w:br/>
+              <w:t xml:space="preserve">       │                  │                                       │     [ R_fb2: 10.0kΩ, 0.1% ]</w:t>
+              <w:br/>
+              <w:t xml:space="preserve">       │                  │                                       │        │</w:t>
+              <w:br/>
+              <w:t xml:space="preserve">       │                  │                                       │       AGND (Quiet Ground)</w:t>
+              <w:br/>
+              <w:t xml:space="preserve">       │                  │                                       │        │</w:t>
+              <w:br/>
+              <w:t xml:space="preserve">       │                  │                                       │     (Single Star Point)</w:t>
+              <w:br/>
+              <w:t xml:space="preserve">   PGND┴──────────────────┴───────────────────────────────────────┴────────+───────────────────┴─── PGND (0V Rail)</w:t>
+            </w:r>
+          </w:p>
+        </w:tc>
+      </w:tr>
+    </w:tbl>
+    <w:p/>
+    <w:p>
+      <w:pPr>
+        <w:spacing w:before="160" w:after="80"/>
+      </w:pPr>
+      <w:r>
+        <w:rPr>
+          <w:b/>
+          <w:color w:val="4682B4"/>
+          <w:sz w:val="24"/>
+        </w:rPr>
+        <w:t>1.1 Detailed Component Connection Netlist &amp; Terminal Details:</w:t>
+      </w:r>
+    </w:p>
+    <w:tbl>
+      <w:tblPr>
+        <w:tblW w:type="auto" w:w="0"/>
+        <w:jc w:val="center"/>
+        <w:tblLook w:firstColumn="1" w:firstRow="1" w:lastColumn="0" w:lastRow="0" w:noHBand="0" w:noVBand="1" w:val="04A0"/>
+        <w:tblBorders>
+          <w:top w:val="single" w:sz="4" w:space="0" w:color="D0D7DE"/>
+          <w:left w:val="none"/>
+          <w:bottom w:val="single" w:sz="8" w:space="0" w:color="D0D7DE"/>
+          <w:right w:val="none"/>
+          <w:insideH w:val="single" w:sz="4" w:space="0" w:color="D0D7DE"/>
+          <w:insideV w:val="none"/>
+        </w:tblBorders>
+      </w:tblPr>
+      <w:tblGrid>
+        <w:gridCol w:w="1958"/>
+        <w:gridCol w:w="1958"/>
+        <w:gridCol w:w="1958"/>
+        <w:gridCol w:w="1958"/>
+        <w:gridCol w:w="1958"/>
+      </w:tblGrid>
+      <w:tr>
+        <w:tc>
+          <w:tcPr>
+            <w:tcW w:type="dxa" w:w="1958"/>
+            <w:shd w:fill="204A6E"/>
+            <w:tcMar>
+              <w:top w:w="100" w:type="dxa"/>
+              <w:bottom w:w="100" w:type="dxa"/>
+              <w:left w:w="120" w:type="dxa"/>
+              <w:right w:w="120" w:type="dxa"/>
+            </w:tcMar>
+            <w:vAlign w:val="center"/>
+          </w:tcPr>
+          <w:p>
+            <w:pPr>
+              <w:spacing w:after="0"/>
+            </w:pPr>
+            <w:r>
+              <w:rPr>
+                <w:b/>
+                <w:color w:val="FFFFFF"/>
+                <w:sz w:val="19"/>
+              </w:rPr>
+              <w:t>Net Name</w:t>
+            </w:r>
+          </w:p>
+        </w:tc>
+        <w:tc>
+          <w:tcPr>
+            <w:tcW w:type="dxa" w:w="1958"/>
+            <w:shd w:fill="204A6E"/>
+            <w:tcMar>
+              <w:top w:w="100" w:type="dxa"/>
+              <w:bottom w:w="100" w:type="dxa"/>
+              <w:left w:w="120" w:type="dxa"/>
+              <w:right w:w="120" w:type="dxa"/>
+            </w:tcMar>
+            <w:vAlign w:val="center"/>
+          </w:tcPr>
+          <w:p>
+            <w:pPr>
+              <w:spacing w:after="0"/>
+            </w:pPr>
+            <w:r>
+              <w:rPr>
+                <w:b/>
+                <w:color w:val="FFFFFF"/>
+                <w:sz w:val="19"/>
+              </w:rPr>
+              <w:t>Source (Pin / Terminal)</w:t>
+            </w:r>
+          </w:p>
+        </w:tc>
+        <w:tc>
+          <w:tcPr>
+            <w:tcW w:type="dxa" w:w="1958"/>
+            <w:shd w:fill="204A6E"/>
+            <w:tcMar>
+              <w:top w:w="100" w:type="dxa"/>
+              <w:bottom w:w="100" w:type="dxa"/>
+              <w:left w:w="120" w:type="dxa"/>
+              <w:right w:w="120" w:type="dxa"/>
+            </w:tcMar>
+            <w:vAlign w:val="center"/>
+          </w:tcPr>
+          <w:p>
+            <w:pPr>
+              <w:spacing w:after="0"/>
+            </w:pPr>
+            <w:r>
+              <w:rPr>
+                <w:b/>
+                <w:color w:val="FFFFFF"/>
+                <w:sz w:val="19"/>
+              </w:rPr>
+              <w:t>Destination (Pin / Terminal)</w:t>
+            </w:r>
+          </w:p>
+        </w:tc>
+        <w:tc>
+          <w:tcPr>
+            <w:tcW w:type="dxa" w:w="1958"/>
+            <w:shd w:fill="204A6E"/>
+            <w:tcMar>
+              <w:top w:w="100" w:type="dxa"/>
+              <w:bottom w:w="100" w:type="dxa"/>
+              <w:left w:w="120" w:type="dxa"/>
+              <w:right w:w="120" w:type="dxa"/>
+            </w:tcMar>
+            <w:vAlign w:val="center"/>
+          </w:tcPr>
+          <w:p>
+            <w:pPr>
+              <w:spacing w:after="0"/>
+            </w:pPr>
+            <w:r>
+              <w:rPr>
+                <w:b/>
+                <w:color w:val="FFFFFF"/>
+                <w:sz w:val="19"/>
+              </w:rPr>
+              <w:t>Electrical Function</w:t>
+            </w:r>
+          </w:p>
+        </w:tc>
+        <w:tc>
+          <w:tcPr>
+            <w:tcW w:type="dxa" w:w="1958"/>
+            <w:shd w:fill="204A6E"/>
+            <w:tcMar>
+              <w:top w:w="100" w:type="dxa"/>
+              <w:bottom w:w="100" w:type="dxa"/>
+              <w:left w:w="120" w:type="dxa"/>
+              <w:right w:w="120" w:type="dxa"/>
+            </w:tcMar>
+            <w:vAlign w:val="center"/>
+          </w:tcPr>
+          <w:p>
+            <w:pPr>
+              <w:spacing w:after="0"/>
+            </w:pPr>
+            <w:r>
+              <w:rPr>
+                <w:b/>
+                <w:color w:val="FFFFFF"/>
+                <w:sz w:val="19"/>
+              </w:rPr>
+              <w:t>Hardware Engineering Notes</w:t>
+            </w:r>
+          </w:p>
+        </w:tc>
+      </w:tr>
+      <w:tr>
+        <w:tc>
+          <w:tcPr>
+            <w:tcW w:type="dxa" w:w="1958"/>
+            <w:tcMar>
+              <w:top w:w="80" w:type="dxa"/>
+              <w:bottom w:w="80" w:type="dxa"/>
+              <w:left w:w="120" w:type="dxa"/>
+              <w:right w:w="120" w:type="dxa"/>
+            </w:tcMar>
+            <w:vAlign w:val="center"/>
+          </w:tcPr>
+          <w:p>
+            <w:pPr>
+              <w:spacing w:after="0"/>
+            </w:pPr>
+            <w:r>
+              <w:rPr>
+                <w:b/>
+                <w:color w:val="282C34"/>
+                <w:sz w:val="18"/>
+              </w:rPr>
+              <w:t>+VIN_FILT</w:t>
+            </w:r>
+          </w:p>
+        </w:tc>
+        <w:tc>
+          <w:tcPr>
+            <w:tcW w:type="dxa" w:w="1958"/>
+            <w:tcMar>
+              <w:top w:w="80" w:type="dxa"/>
+              <w:bottom w:w="80" w:type="dxa"/>
+              <w:left w:w="120" w:type="dxa"/>
+              <w:right w:w="120" w:type="dxa"/>
+            </w:tcMar>
+            <w:vAlign w:val="center"/>
+          </w:tcPr>
+          <w:p>
+            <w:pPr>
+              <w:spacing w:after="0"/>
+            </w:pPr>
+            <w:r>
+              <w:rPr>
+                <w:color w:val="282C34"/>
+                <w:sz w:val="18"/>
+              </w:rPr>
+              <w:t xml:space="preserve">Fuse </w:t>
+            </w:r>
+            <w:r>
+              <w:rPr>
+                <w:i/>
+                <w:color w:val="145AA0"/>
+                <w:sz w:val="18"/>
+              </w:rPr>
+              <w:t>F_1</w:t>
+            </w:r>
+            <w:r>
+              <w:rPr>
+                <w:color w:val="282C34"/>
+                <w:sz w:val="18"/>
+              </w:rPr>
+              <w:t xml:space="preserve"> Output</w:t>
+            </w:r>
+          </w:p>
+        </w:tc>
+        <w:tc>
+          <w:tcPr>
+            <w:tcW w:type="dxa" w:w="1958"/>
+            <w:tcMar>
+              <w:top w:w="80" w:type="dxa"/>
+              <w:bottom w:w="80" w:type="dxa"/>
+              <w:left w:w="120" w:type="dxa"/>
+              <w:right w:w="120" w:type="dxa"/>
+            </w:tcMar>
+            <w:vAlign w:val="center"/>
+          </w:tcPr>
+          <w:p>
+            <w:pPr>
+              <w:spacing w:after="0"/>
+            </w:pPr>
+            <w:r>
+              <w:rPr>
+                <w:i/>
+                <w:color w:val="145AA0"/>
+                <w:sz w:val="18"/>
+              </w:rPr>
+              <w:t>C_{in</w:t>
+            </w:r>
+            <w:r>
+              <w:rPr>
+                <w:color w:val="282C34"/>
+                <w:sz w:val="18"/>
+              </w:rPr>
+              <w:t xml:space="preserve"> bank (+), </w:t>
+            </w:r>
+            <w:r>
+              <w:rPr>
+                <w:i/>
+                <w:color w:val="145AA0"/>
+                <w:sz w:val="18"/>
+              </w:rPr>
+              <w:t>Q_1</w:t>
+            </w:r>
+            <w:r>
+              <w:rPr>
+                <w:color w:val="282C34"/>
+                <w:sz w:val="18"/>
+              </w:rPr>
+              <w:t xml:space="preserve"> Drain (Pins 5-8)</w:t>
+            </w:r>
+          </w:p>
+        </w:tc>
+        <w:tc>
+          <w:tcPr>
+            <w:tcW w:type="dxa" w:w="1958"/>
+            <w:tcMar>
+              <w:top w:w="80" w:type="dxa"/>
+              <w:bottom w:w="80" w:type="dxa"/>
+              <w:left w:w="120" w:type="dxa"/>
+              <w:right w:w="120" w:type="dxa"/>
+            </w:tcMar>
+            <w:vAlign w:val="center"/>
+          </w:tcPr>
+          <w:p>
+            <w:pPr>
+              <w:spacing w:after="0"/>
+            </w:pPr>
+            <w:r>
+              <w:rPr>
+                <w:color w:val="282C34"/>
+                <w:sz w:val="18"/>
+              </w:rPr>
+              <w:t>Filtered positive DC input bus</w:t>
+            </w:r>
+          </w:p>
+        </w:tc>
+        <w:tc>
+          <w:tcPr>
+            <w:tcW w:type="dxa" w:w="1958"/>
+            <w:tcMar>
+              <w:top w:w="80" w:type="dxa"/>
+              <w:bottom w:w="80" w:type="dxa"/>
+              <w:left w:w="120" w:type="dxa"/>
+              <w:right w:w="120" w:type="dxa"/>
+            </w:tcMar>
+            <w:vAlign w:val="center"/>
+          </w:tcPr>
+          <w:p>
+            <w:pPr>
+              <w:spacing w:after="0"/>
+            </w:pPr>
+            <w:r>
+              <w:rPr>
+                <w:color w:val="282C34"/>
+                <w:sz w:val="18"/>
+              </w:rPr>
+              <w:t>High-side N-channel MOSFET drain connected directly to input rail.</w:t>
+            </w:r>
+          </w:p>
+        </w:tc>
+      </w:tr>
+      <w:tr>
+        <w:tc>
+          <w:tcPr>
+            <w:tcW w:type="dxa" w:w="1958"/>
+            <w:shd w:fill="F4F7F9"/>
+            <w:tcMar>
+              <w:top w:w="80" w:type="dxa"/>
+              <w:bottom w:w="80" w:type="dxa"/>
+              <w:left w:w="120" w:type="dxa"/>
+              <w:right w:w="120" w:type="dxa"/>
+            </w:tcMar>
+            <w:vAlign w:val="center"/>
+          </w:tcPr>
+          <w:p>
+            <w:pPr>
+              <w:spacing w:after="0"/>
+            </w:pPr>
+            <w:r>
+              <w:rPr>
+                <w:b/>
+                <w:color w:val="282C34"/>
+                <w:sz w:val="18"/>
+              </w:rPr>
+              <w:t>SW1 (Switch Node 1)</w:t>
+            </w:r>
+          </w:p>
+        </w:tc>
+        <w:tc>
+          <w:tcPr>
+            <w:tcW w:type="dxa" w:w="1958"/>
+            <w:shd w:fill="F4F7F9"/>
+            <w:tcMar>
+              <w:top w:w="80" w:type="dxa"/>
+              <w:bottom w:w="80" w:type="dxa"/>
+              <w:left w:w="120" w:type="dxa"/>
+              <w:right w:w="120" w:type="dxa"/>
+            </w:tcMar>
+            <w:vAlign w:val="center"/>
+          </w:tcPr>
+          <w:p>
+            <w:pPr>
+              <w:spacing w:after="0"/>
+            </w:pPr>
+            <w:r>
+              <w:rPr>
+                <w:i/>
+                <w:color w:val="145AA0"/>
+                <w:sz w:val="18"/>
+              </w:rPr>
+              <w:t>Q_1</w:t>
+            </w:r>
+            <w:r>
+              <w:rPr>
+                <w:color w:val="282C34"/>
+                <w:sz w:val="18"/>
+              </w:rPr>
+              <w:t xml:space="preserve"> Source (Pins 1-3)</w:t>
+            </w:r>
+          </w:p>
+        </w:tc>
+        <w:tc>
+          <w:tcPr>
+            <w:tcW w:type="dxa" w:w="1958"/>
+            <w:shd w:fill="F4F7F9"/>
+            <w:tcMar>
+              <w:top w:w="80" w:type="dxa"/>
+              <w:bottom w:w="80" w:type="dxa"/>
+              <w:left w:w="120" w:type="dxa"/>
+              <w:right w:w="120" w:type="dxa"/>
+            </w:tcMar>
+            <w:vAlign w:val="center"/>
+          </w:tcPr>
+          <w:p>
+            <w:pPr>
+              <w:spacing w:after="0"/>
+            </w:pPr>
+            <w:r>
+              <w:rPr>
+                <w:color w:val="282C34"/>
+                <w:sz w:val="18"/>
+              </w:rPr>
+              <w:t xml:space="preserve">Inductor </w:t>
+            </w:r>
+            <w:r>
+              <w:rPr>
+                <w:i/>
+                <w:color w:val="145AA0"/>
+                <w:sz w:val="18"/>
+              </w:rPr>
+              <w:t>L_1</w:t>
+            </w:r>
+            <w:r>
+              <w:rPr>
+                <w:color w:val="282C34"/>
+                <w:sz w:val="18"/>
+              </w:rPr>
+              <w:t xml:space="preserve"> Pin 1, Flying Cap </w:t>
+            </w:r>
+            <w:r>
+              <w:rPr>
+                <w:i/>
+                <w:color w:val="145AA0"/>
+                <w:sz w:val="18"/>
+              </w:rPr>
+              <w:t>C_z</w:t>
+            </w:r>
+            <w:r>
+              <w:rPr>
+                <w:color w:val="282C34"/>
+                <w:sz w:val="18"/>
+              </w:rPr>
+              <w:t xml:space="preserve"> Pin 1, Driver PHASE</w:t>
+            </w:r>
+          </w:p>
+        </w:tc>
+        <w:tc>
+          <w:tcPr>
+            <w:tcW w:type="dxa" w:w="1958"/>
+            <w:shd w:fill="F4F7F9"/>
+            <w:tcMar>
+              <w:top w:w="80" w:type="dxa"/>
+              <w:bottom w:w="80" w:type="dxa"/>
+              <w:left w:w="120" w:type="dxa"/>
+              <w:right w:w="120" w:type="dxa"/>
+            </w:tcMar>
+            <w:vAlign w:val="center"/>
+          </w:tcPr>
+          <w:p>
+            <w:pPr>
+              <w:spacing w:after="0"/>
+            </w:pPr>
+            <w:r>
+              <w:rPr>
+                <w:color w:val="282C34"/>
+                <w:sz w:val="18"/>
+              </w:rPr>
+              <w:t>High-side pulsating switching node</w:t>
+            </w:r>
+          </w:p>
+        </w:tc>
+        <w:tc>
+          <w:tcPr>
+            <w:tcW w:type="dxa" w:w="1958"/>
+            <w:shd w:fill="F4F7F9"/>
+            <w:tcMar>
+              <w:top w:w="80" w:type="dxa"/>
+              <w:bottom w:w="80" w:type="dxa"/>
+              <w:left w:w="120" w:type="dxa"/>
+              <w:right w:w="120" w:type="dxa"/>
+            </w:tcMar>
+            <w:vAlign w:val="center"/>
+          </w:tcPr>
+          <w:p>
+            <w:pPr>
+              <w:spacing w:after="0"/>
+            </w:pPr>
+            <w:r>
+              <w:rPr>
+                <w:color w:val="282C34"/>
+                <w:sz w:val="18"/>
+              </w:rPr>
+              <w:t xml:space="preserve">Requires bootstrap gate driver referenced to SW1; swings between </w:t>
+            </w:r>
+            <w:r>
+              <w:rPr>
+                <w:i/>
+                <w:color w:val="145AA0"/>
+                <w:sz w:val="18"/>
+              </w:rPr>
+              <w:t>0\,V</w:t>
+            </w:r>
+            <w:r>
+              <w:rPr>
+                <w:color w:val="282C34"/>
+                <w:sz w:val="18"/>
+              </w:rPr>
+              <w:t xml:space="preserve"> and </w:t>
+            </w:r>
+            <w:r>
+              <w:rPr>
+                <w:i/>
+                <w:color w:val="145AA0"/>
+                <w:sz w:val="18"/>
+              </w:rPr>
+              <w:t>+V_{IN</w:t>
+            </w:r>
+            <w:r>
+              <w:rPr>
+                <w:color w:val="282C34"/>
+                <w:sz w:val="18"/>
+              </w:rPr>
+              <w:t>.</w:t>
+            </w:r>
+          </w:p>
+        </w:tc>
+      </w:tr>
+      <w:tr>
+        <w:tc>
+          <w:tcPr>
+            <w:tcW w:type="dxa" w:w="1958"/>
+            <w:tcMar>
+              <w:top w:w="80" w:type="dxa"/>
+              <w:bottom w:w="80" w:type="dxa"/>
+              <w:left w:w="120" w:type="dxa"/>
+              <w:right w:w="120" w:type="dxa"/>
+            </w:tcMar>
+            <w:vAlign w:val="center"/>
+          </w:tcPr>
+          <w:p>
+            <w:pPr>
+              <w:spacing w:after="0"/>
+            </w:pPr>
+            <w:r>
+              <w:rPr>
+                <w:b/>
+                <w:color w:val="282C34"/>
+                <w:sz w:val="18"/>
+              </w:rPr>
+              <w:t>SW2 (Switch Node 2)</w:t>
+            </w:r>
+          </w:p>
+        </w:tc>
+        <w:tc>
+          <w:tcPr>
+            <w:tcW w:type="dxa" w:w="1958"/>
+            <w:tcMar>
+              <w:top w:w="80" w:type="dxa"/>
+              <w:bottom w:w="80" w:type="dxa"/>
+              <w:left w:w="120" w:type="dxa"/>
+              <w:right w:w="120" w:type="dxa"/>
+            </w:tcMar>
+            <w:vAlign w:val="center"/>
+          </w:tcPr>
+          <w:p>
+            <w:pPr>
+              <w:spacing w:after="0"/>
+            </w:pPr>
+            <w:r>
+              <w:rPr>
+                <w:color w:val="282C34"/>
+                <w:sz w:val="18"/>
+              </w:rPr>
+              <w:t xml:space="preserve">Flying Cap </w:t>
+            </w:r>
+            <w:r>
+              <w:rPr>
+                <w:i/>
+                <w:color w:val="145AA0"/>
+                <w:sz w:val="18"/>
+              </w:rPr>
+              <w:t>C_z</w:t>
+            </w:r>
+            <w:r>
+              <w:rPr>
+                <w:color w:val="282C34"/>
+                <w:sz w:val="18"/>
+              </w:rPr>
+              <w:t xml:space="preserve"> Pin 2</w:t>
+            </w:r>
+          </w:p>
+        </w:tc>
+        <w:tc>
+          <w:tcPr>
+            <w:tcW w:type="dxa" w:w="1958"/>
+            <w:tcMar>
+              <w:top w:w="80" w:type="dxa"/>
+              <w:bottom w:w="80" w:type="dxa"/>
+              <w:left w:w="120" w:type="dxa"/>
+              <w:right w:w="120" w:type="dxa"/>
+            </w:tcMar>
+            <w:vAlign w:val="center"/>
+          </w:tcPr>
+          <w:p>
+            <w:pPr>
+              <w:spacing w:after="0"/>
+            </w:pPr>
+            <w:r>
+              <w:rPr>
+                <w:color w:val="282C34"/>
+                <w:sz w:val="18"/>
+              </w:rPr>
+              <w:t xml:space="preserve">Diode </w:t>
+            </w:r>
+            <w:r>
+              <w:rPr>
+                <w:i/>
+                <w:color w:val="145AA0"/>
+                <w:sz w:val="18"/>
+              </w:rPr>
+              <w:t>D_1</w:t>
+            </w:r>
+            <w:r>
+              <w:rPr>
+                <w:color w:val="282C34"/>
+                <w:sz w:val="18"/>
+              </w:rPr>
+              <w:t xml:space="preserve"> Cathode, Output Inductor </w:t>
+            </w:r>
+            <w:r>
+              <w:rPr>
+                <w:i/>
+                <w:color w:val="145AA0"/>
+                <w:sz w:val="18"/>
+              </w:rPr>
+              <w:t>L_2</w:t>
+            </w:r>
+            <w:r>
+              <w:rPr>
+                <w:color w:val="282C34"/>
+                <w:sz w:val="18"/>
+              </w:rPr>
+              <w:t xml:space="preserve"> Pin 1</w:t>
+            </w:r>
+          </w:p>
+        </w:tc>
+        <w:tc>
+          <w:tcPr>
+            <w:tcW w:type="dxa" w:w="1958"/>
+            <w:tcMar>
+              <w:top w:w="80" w:type="dxa"/>
+              <w:bottom w:w="80" w:type="dxa"/>
+              <w:left w:w="120" w:type="dxa"/>
+              <w:right w:w="120" w:type="dxa"/>
+            </w:tcMar>
+            <w:vAlign w:val="center"/>
+          </w:tcPr>
+          <w:p>
+            <w:pPr>
+              <w:spacing w:after="0"/>
+            </w:pPr>
+            <w:r>
+              <w:rPr>
+                <w:color w:val="282C34"/>
+                <w:sz w:val="18"/>
+              </w:rPr>
+              <w:t>Secondary pulsating node</w:t>
+            </w:r>
+          </w:p>
+        </w:tc>
+        <w:tc>
+          <w:tcPr>
+            <w:tcW w:type="dxa" w:w="1958"/>
+            <w:tcMar>
+              <w:top w:w="80" w:type="dxa"/>
+              <w:bottom w:w="80" w:type="dxa"/>
+              <w:left w:w="120" w:type="dxa"/>
+              <w:right w:w="120" w:type="dxa"/>
+            </w:tcMar>
+            <w:vAlign w:val="center"/>
+          </w:tcPr>
+          <w:p>
+            <w:pPr>
+              <w:spacing w:after="0"/>
+            </w:pPr>
+            <w:r>
+              <w:rPr>
+                <w:color w:val="282C34"/>
+                <w:sz w:val="18"/>
+              </w:rPr>
+              <w:t xml:space="preserve">Swings between </w:t>
+            </w:r>
+            <w:r>
+              <w:rPr>
+                <w:i/>
+                <w:color w:val="145AA0"/>
+                <w:sz w:val="18"/>
+              </w:rPr>
+              <w:t>0\,V</w:t>
+            </w:r>
+            <w:r>
+              <w:rPr>
+                <w:color w:val="282C34"/>
+                <w:sz w:val="18"/>
+              </w:rPr>
+              <w:t xml:space="preserve"> (when </w:t>
+            </w:r>
+            <w:r>
+              <w:rPr>
+                <w:i/>
+                <w:color w:val="145AA0"/>
+                <w:sz w:val="18"/>
+              </w:rPr>
+              <w:t>D_1</w:t>
+            </w:r>
+            <w:r>
+              <w:rPr>
+                <w:color w:val="282C34"/>
+                <w:sz w:val="18"/>
+              </w:rPr>
+              <w:t xml:space="preserve"> conducts) and </w:t>
+            </w:r>
+            <w:r>
+              <w:rPr>
+                <w:i/>
+                <w:color w:val="145AA0"/>
+                <w:sz w:val="18"/>
+              </w:rPr>
+              <w:t>V_{IN + V_o</w:t>
+            </w:r>
+            <w:r>
+              <w:rPr>
+                <w:color w:val="282C34"/>
+                <w:sz w:val="18"/>
+              </w:rPr>
+              <w:t xml:space="preserve"> (when </w:t>
+            </w:r>
+            <w:r>
+              <w:rPr>
+                <w:i/>
+                <w:color w:val="145AA0"/>
+                <w:sz w:val="18"/>
+              </w:rPr>
+              <w:t>Q_1</w:t>
+            </w:r>
+            <w:r>
+              <w:rPr>
+                <w:color w:val="282C34"/>
+                <w:sz w:val="18"/>
+              </w:rPr>
+              <w:t xml:space="preserve"> conducts).</w:t>
+            </w:r>
+          </w:p>
+        </w:tc>
+      </w:tr>
+      <w:tr>
+        <w:tc>
+          <w:tcPr>
+            <w:tcW w:type="dxa" w:w="1958"/>
+            <w:shd w:fill="F4F7F9"/>
+            <w:tcMar>
+              <w:top w:w="80" w:type="dxa"/>
+              <w:bottom w:w="80" w:type="dxa"/>
+              <w:left w:w="120" w:type="dxa"/>
+              <w:right w:w="120" w:type="dxa"/>
+            </w:tcMar>
+            <w:vAlign w:val="center"/>
+          </w:tcPr>
+          <w:p>
+            <w:pPr>
+              <w:spacing w:after="0"/>
+            </w:pPr>
+            <w:r>
+              <w:rPr>
+                <w:b/>
+                <w:color w:val="282C34"/>
+                <w:sz w:val="18"/>
+              </w:rPr>
+              <w:t>+VOUT</w:t>
+            </w:r>
+          </w:p>
+        </w:tc>
+        <w:tc>
+          <w:tcPr>
+            <w:tcW w:type="dxa" w:w="1958"/>
+            <w:shd w:fill="F4F7F9"/>
+            <w:tcMar>
+              <w:top w:w="80" w:type="dxa"/>
+              <w:bottom w:w="80" w:type="dxa"/>
+              <w:left w:w="120" w:type="dxa"/>
+              <w:right w:w="120" w:type="dxa"/>
+            </w:tcMar>
+            <w:vAlign w:val="center"/>
+          </w:tcPr>
+          <w:p>
+            <w:pPr>
+              <w:spacing w:after="0"/>
+            </w:pPr>
+            <w:r>
+              <w:rPr>
+                <w:color w:val="282C34"/>
+                <w:sz w:val="18"/>
+              </w:rPr>
+              <w:t xml:space="preserve">Inductor </w:t>
+            </w:r>
+            <w:r>
+              <w:rPr>
+                <w:i/>
+                <w:color w:val="145AA0"/>
+                <w:sz w:val="18"/>
+              </w:rPr>
+              <w:t>L_2</w:t>
+            </w:r>
+            <w:r>
+              <w:rPr>
+                <w:color w:val="282C34"/>
+                <w:sz w:val="18"/>
+              </w:rPr>
+              <w:t xml:space="preserve"> Pin 2</w:t>
+            </w:r>
+          </w:p>
+        </w:tc>
+        <w:tc>
+          <w:tcPr>
+            <w:tcW w:type="dxa" w:w="1958"/>
+            <w:shd w:fill="F4F7F9"/>
+            <w:tcMar>
+              <w:top w:w="80" w:type="dxa"/>
+              <w:bottom w:w="80" w:type="dxa"/>
+              <w:left w:w="120" w:type="dxa"/>
+              <w:right w:w="120" w:type="dxa"/>
+            </w:tcMar>
+            <w:vAlign w:val="center"/>
+          </w:tcPr>
+          <w:p>
+            <w:pPr>
+              <w:spacing w:after="0"/>
+            </w:pPr>
+            <w:r>
+              <w:rPr>
+                <w:i/>
+                <w:color w:val="145AA0"/>
+                <w:sz w:val="18"/>
+              </w:rPr>
+              <w:t>C_{out</w:t>
+            </w:r>
+            <w:r>
+              <w:rPr>
+                <w:color w:val="282C34"/>
+                <w:sz w:val="18"/>
+              </w:rPr>
+              <w:t xml:space="preserve"> bank (+), Feedback </w:t>
+            </w:r>
+            <w:r>
+              <w:rPr>
+                <w:i/>
+                <w:color w:val="145AA0"/>
+                <w:sz w:val="18"/>
+              </w:rPr>
+              <w:t>R_{fb1</w:t>
+            </w:r>
+            <w:r>
+              <w:rPr>
+                <w:color w:val="282C34"/>
+                <w:sz w:val="18"/>
+              </w:rPr>
+              <w:t>, Load (+)</w:t>
+            </w:r>
+          </w:p>
+        </w:tc>
+        <w:tc>
+          <w:tcPr>
+            <w:tcW w:type="dxa" w:w="1958"/>
+            <w:shd w:fill="F4F7F9"/>
+            <w:tcMar>
+              <w:top w:w="80" w:type="dxa"/>
+              <w:bottom w:w="80" w:type="dxa"/>
+              <w:left w:w="120" w:type="dxa"/>
+              <w:right w:w="120" w:type="dxa"/>
+            </w:tcMar>
+            <w:vAlign w:val="center"/>
+          </w:tcPr>
+          <w:p>
+            <w:pPr>
+              <w:spacing w:after="0"/>
+            </w:pPr>
+            <w:r>
+              <w:rPr>
+                <w:color w:val="282C34"/>
+                <w:sz w:val="18"/>
+              </w:rPr>
+              <w:t>Non-inverting continuous-current output</w:t>
+            </w:r>
+          </w:p>
+        </w:tc>
+        <w:tc>
+          <w:tcPr>
+            <w:tcW w:type="dxa" w:w="1958"/>
+            <w:shd w:fill="F4F7F9"/>
+            <w:tcMar>
+              <w:top w:w="80" w:type="dxa"/>
+              <w:bottom w:w="80" w:type="dxa"/>
+              <w:left w:w="120" w:type="dxa"/>
+              <w:right w:w="120" w:type="dxa"/>
+            </w:tcMar>
+            <w:vAlign w:val="center"/>
+          </w:tcPr>
+          <w:p>
+            <w:pPr>
+              <w:spacing w:after="0"/>
+            </w:pPr>
+            <w:r>
+              <w:rPr>
+                <w:color w:val="282C34"/>
+                <w:sz w:val="18"/>
+              </w:rPr>
+              <w:t xml:space="preserve">Output inductor </w:t>
+            </w:r>
+            <w:r>
+              <w:rPr>
+                <w:i/>
+                <w:color w:val="145AA0"/>
+                <w:sz w:val="18"/>
+              </w:rPr>
+              <w:t>L_2</w:t>
+            </w:r>
+            <w:r>
+              <w:rPr>
+                <w:color w:val="282C34"/>
+                <w:sz w:val="18"/>
+              </w:rPr>
+              <w:t xml:space="preserve"> provides continuous DC current, resulting in very low output voltage ripple.</w:t>
+            </w:r>
+          </w:p>
+        </w:tc>
+      </w:tr>
+      <w:tr>
+        <w:tc>
+          <w:tcPr>
+            <w:tcW w:type="dxa" w:w="1958"/>
+            <w:tcMar>
+              <w:top w:w="80" w:type="dxa"/>
+              <w:bottom w:w="80" w:type="dxa"/>
+              <w:left w:w="120" w:type="dxa"/>
+              <w:right w:w="120" w:type="dxa"/>
+            </w:tcMar>
+            <w:vAlign w:val="center"/>
+          </w:tcPr>
+          <w:p>
+            <w:pPr>
+              <w:spacing w:after="0"/>
+            </w:pPr>
+            <w:r>
+              <w:rPr>
+                <w:b/>
+                <w:color w:val="282C34"/>
+                <w:sz w:val="18"/>
+              </w:rPr>
+              <w:t>PGND</w:t>
+            </w:r>
+          </w:p>
+        </w:tc>
+        <w:tc>
+          <w:tcPr>
+            <w:tcW w:type="dxa" w:w="1958"/>
+            <w:tcMar>
+              <w:top w:w="80" w:type="dxa"/>
+              <w:bottom w:w="80" w:type="dxa"/>
+              <w:left w:w="120" w:type="dxa"/>
+              <w:right w:w="120" w:type="dxa"/>
+            </w:tcMar>
+            <w:vAlign w:val="center"/>
+          </w:tcPr>
+          <w:p>
+            <w:pPr>
+              <w:spacing w:after="0"/>
+            </w:pPr>
+            <w:r>
+              <w:rPr>
+                <w:i/>
+                <w:color w:val="145AA0"/>
+                <w:sz w:val="18"/>
+              </w:rPr>
+              <w:t>C_{in</w:t>
+            </w:r>
+            <w:r>
+              <w:rPr>
+                <w:color w:val="282C34"/>
+                <w:sz w:val="18"/>
+              </w:rPr>
+              <w:t xml:space="preserve"> (-), Inductor </w:t>
+            </w:r>
+            <w:r>
+              <w:rPr>
+                <w:i/>
+                <w:color w:val="145AA0"/>
+                <w:sz w:val="18"/>
+              </w:rPr>
+              <w:t>L_1</w:t>
+            </w:r>
+            <w:r>
+              <w:rPr>
+                <w:color w:val="282C34"/>
+                <w:sz w:val="18"/>
+              </w:rPr>
+              <w:t xml:space="preserve"> Pin 2, Diode </w:t>
+            </w:r>
+            <w:r>
+              <w:rPr>
+                <w:i/>
+                <w:color w:val="145AA0"/>
+                <w:sz w:val="18"/>
+              </w:rPr>
+              <w:t>D_1</w:t>
+            </w:r>
+            <w:r>
+              <w:rPr>
+                <w:color w:val="282C34"/>
+                <w:sz w:val="18"/>
+              </w:rPr>
+              <w:t xml:space="preserve"> Anode, </w:t>
+            </w:r>
+            <w:r>
+              <w:rPr>
+                <w:i/>
+                <w:color w:val="145AA0"/>
+                <w:sz w:val="18"/>
+              </w:rPr>
+              <w:t>C_{out</w:t>
+            </w:r>
+            <w:r>
+              <w:rPr>
+                <w:color w:val="282C34"/>
+                <w:sz w:val="18"/>
+              </w:rPr>
+              <w:t xml:space="preserve"> (-)</w:t>
+            </w:r>
+          </w:p>
+        </w:tc>
+        <w:tc>
+          <w:tcPr>
+            <w:tcW w:type="dxa" w:w="1958"/>
+            <w:tcMar>
+              <w:top w:w="80" w:type="dxa"/>
+              <w:bottom w:w="80" w:type="dxa"/>
+              <w:left w:w="120" w:type="dxa"/>
+              <w:right w:w="120" w:type="dxa"/>
+            </w:tcMar>
+            <w:vAlign w:val="center"/>
+          </w:tcPr>
+          <w:p>
+            <w:pPr>
+              <w:spacing w:after="0"/>
+            </w:pPr>
+            <w:r>
+              <w:rPr>
+                <w:color w:val="282C34"/>
+                <w:sz w:val="18"/>
+              </w:rPr>
+              <w:t>System power ground return</w:t>
+            </w:r>
+          </w:p>
+        </w:tc>
+        <w:tc>
+          <w:tcPr>
+            <w:tcW w:type="dxa" w:w="1958"/>
+            <w:tcMar>
+              <w:top w:w="80" w:type="dxa"/>
+              <w:bottom w:w="80" w:type="dxa"/>
+              <w:left w:w="120" w:type="dxa"/>
+              <w:right w:w="120" w:type="dxa"/>
+            </w:tcMar>
+            <w:vAlign w:val="center"/>
+          </w:tcPr>
+          <w:p>
+            <w:pPr>
+              <w:spacing w:after="0"/>
+            </w:pPr>
+            <w:r>
+              <w:rPr>
+                <w:color w:val="282C34"/>
+                <w:sz w:val="18"/>
+              </w:rPr>
+              <w:t>Common zero-volt power ground</w:t>
+            </w:r>
+          </w:p>
+        </w:tc>
+        <w:tc>
+          <w:tcPr>
+            <w:tcW w:type="dxa" w:w="1958"/>
+            <w:tcMar>
+              <w:top w:w="80" w:type="dxa"/>
+              <w:bottom w:w="80" w:type="dxa"/>
+              <w:left w:w="120" w:type="dxa"/>
+              <w:right w:w="120" w:type="dxa"/>
+            </w:tcMar>
+            <w:vAlign w:val="center"/>
+          </w:tcPr>
+          <w:p>
+            <w:pPr>
+              <w:spacing w:after="0"/>
+            </w:pPr>
+            <w:r>
+              <w:rPr>
+                <w:color w:val="282C34"/>
+                <w:sz w:val="18"/>
+              </w:rPr>
+              <w:t>Continuous ground plane; carries circulating inductor and diode currents.</w:t>
+            </w:r>
+          </w:p>
+        </w:tc>
+      </w:tr>
+    </w:tbl>
+    <w:p/>
+    <w:p>
+      <w:pPr>
+        <w:spacing w:before="160" w:after="80"/>
+      </w:pPr>
+      <w:r>
+        <w:rPr>
+          <w:b/>
+          <w:color w:val="4682B4"/>
+          <w:sz w:val="24"/>
+        </w:rPr>
+        <w:t>1.2 Component Bill of Materials &amp; Parametric Specifications:</w:t>
+      </w:r>
+    </w:p>
+    <w:tbl>
+      <w:tblPr>
+        <w:tblW w:type="auto" w:w="0"/>
+        <w:jc w:val="center"/>
+        <w:tblLook w:firstColumn="1" w:firstRow="1" w:lastColumn="0" w:lastRow="0" w:noHBand="0" w:noVBand="1" w:val="04A0"/>
+        <w:tblBorders>
+          <w:top w:val="single" w:sz="4" w:space="0" w:color="D0D7DE"/>
+          <w:left w:val="none"/>
+          <w:bottom w:val="single" w:sz="8" w:space="0" w:color="D0D7DE"/>
+          <w:right w:val="none"/>
+          <w:insideH w:val="single" w:sz="4" w:space="0" w:color="D0D7DE"/>
+          <w:insideV w:val="none"/>
+        </w:tblBorders>
+      </w:tblPr>
+      <w:tblGrid>
+        <w:gridCol w:w="1958"/>
+        <w:gridCol w:w="1958"/>
+        <w:gridCol w:w="1958"/>
+        <w:gridCol w:w="1958"/>
+        <w:gridCol w:w="1958"/>
+      </w:tblGrid>
+      <w:tr>
+        <w:tc>
+          <w:tcPr>
+            <w:tcW w:type="dxa" w:w="1958"/>
+            <w:shd w:fill="204A6E"/>
+            <w:tcMar>
+              <w:top w:w="100" w:type="dxa"/>
+              <w:bottom w:w="100" w:type="dxa"/>
+              <w:left w:w="120" w:type="dxa"/>
+              <w:right w:w="120" w:type="dxa"/>
+            </w:tcMar>
+            <w:vAlign w:val="center"/>
+          </w:tcPr>
+          <w:p>
+            <w:pPr>
+              <w:spacing w:after="0"/>
+            </w:pPr>
+            <w:r>
+              <w:rPr>
+                <w:b/>
+                <w:color w:val="FFFFFF"/>
+                <w:sz w:val="19"/>
+              </w:rPr>
+              <w:t>RefDes</w:t>
+            </w:r>
+          </w:p>
+        </w:tc>
+        <w:tc>
+          <w:tcPr>
+            <w:tcW w:type="dxa" w:w="1958"/>
+            <w:shd w:fill="204A6E"/>
+            <w:tcMar>
+              <w:top w:w="100" w:type="dxa"/>
+              <w:bottom w:w="100" w:type="dxa"/>
+              <w:left w:w="120" w:type="dxa"/>
+              <w:right w:w="120" w:type="dxa"/>
+            </w:tcMar>
+            <w:vAlign w:val="center"/>
+          </w:tcPr>
+          <w:p>
+            <w:pPr>
+              <w:spacing w:after="0"/>
+            </w:pPr>
+            <w:r>
+              <w:rPr>
+                <w:b/>
+                <w:color w:val="FFFFFF"/>
+                <w:sz w:val="19"/>
+              </w:rPr>
+              <w:t>Component Description</w:t>
+            </w:r>
+          </w:p>
+        </w:tc>
+        <w:tc>
+          <w:tcPr>
+            <w:tcW w:type="dxa" w:w="1958"/>
+            <w:shd w:fill="204A6E"/>
+            <w:tcMar>
+              <w:top w:w="100" w:type="dxa"/>
+              <w:bottom w:w="100" w:type="dxa"/>
+              <w:left w:w="120" w:type="dxa"/>
+              <w:right w:w="120" w:type="dxa"/>
+            </w:tcMar>
+            <w:vAlign w:val="center"/>
+          </w:tcPr>
+          <w:p>
+            <w:pPr>
+              <w:spacing w:after="0"/>
+            </w:pPr>
+            <w:r>
+              <w:rPr>
+                <w:b/>
+                <w:color w:val="FFFFFF"/>
+                <w:sz w:val="19"/>
+              </w:rPr>
+              <w:t>Manufacturer &amp; Part Number</w:t>
+            </w:r>
+          </w:p>
+        </w:tc>
+        <w:tc>
+          <w:tcPr>
+            <w:tcW w:type="dxa" w:w="1958"/>
+            <w:shd w:fill="204A6E"/>
+            <w:tcMar>
+              <w:top w:w="100" w:type="dxa"/>
+              <w:bottom w:w="100" w:type="dxa"/>
+              <w:left w:w="120" w:type="dxa"/>
+              <w:right w:w="120" w:type="dxa"/>
+            </w:tcMar>
+            <w:vAlign w:val="center"/>
+          </w:tcPr>
+          <w:p>
+            <w:pPr>
+              <w:spacing w:after="0"/>
+            </w:pPr>
+            <w:r>
+              <w:rPr>
+                <w:b/>
+                <w:color w:val="FFFFFF"/>
+                <w:sz w:val="19"/>
+              </w:rPr>
+              <w:t>Key Electrical Specifications</w:t>
+            </w:r>
+          </w:p>
+        </w:tc>
+        <w:tc>
+          <w:tcPr>
+            <w:tcW w:type="dxa" w:w="1958"/>
+            <w:shd w:fill="204A6E"/>
+            <w:tcMar>
+              <w:top w:w="100" w:type="dxa"/>
+              <w:bottom w:w="100" w:type="dxa"/>
+              <w:left w:w="120" w:type="dxa"/>
+              <w:right w:w="120" w:type="dxa"/>
+            </w:tcMar>
+            <w:vAlign w:val="center"/>
+          </w:tcPr>
+          <w:p>
+            <w:pPr>
+              <w:spacing w:after="0"/>
+            </w:pPr>
+            <w:r>
+              <w:rPr>
+                <w:b/>
+                <w:color w:val="FFFFFF"/>
+                <w:sz w:val="19"/>
+              </w:rPr>
+              <w:t>Critical Design Constraint</w:t>
+            </w:r>
+          </w:p>
+        </w:tc>
+      </w:tr>
+      <w:tr>
+        <w:tc>
+          <w:tcPr>
+            <w:tcW w:type="dxa" w:w="1958"/>
+            <w:tcMar>
+              <w:top w:w="80" w:type="dxa"/>
+              <w:bottom w:w="80" w:type="dxa"/>
+              <w:left w:w="120" w:type="dxa"/>
+              <w:right w:w="120" w:type="dxa"/>
+            </w:tcMar>
+            <w:vAlign w:val="center"/>
+          </w:tcPr>
+          <w:p>
+            <w:pPr>
+              <w:spacing w:after="0"/>
+            </w:pPr>
+            <w:r>
+              <w:rPr>
+                <w:b/>
+                <w:color w:val="282C34"/>
+                <w:sz w:val="18"/>
+              </w:rPr>
+              <w:t>$Q_1$</w:t>
+            </w:r>
+          </w:p>
+        </w:tc>
+        <w:tc>
+          <w:tcPr>
+            <w:tcW w:type="dxa" w:w="1958"/>
+            <w:tcMar>
+              <w:top w:w="80" w:type="dxa"/>
+              <w:bottom w:w="80" w:type="dxa"/>
+              <w:left w:w="120" w:type="dxa"/>
+              <w:right w:w="120" w:type="dxa"/>
+            </w:tcMar>
+            <w:vAlign w:val="center"/>
+          </w:tcPr>
+          <w:p>
+            <w:pPr>
+              <w:spacing w:after="0"/>
+            </w:pPr>
+            <w:r>
+              <w:rPr>
+                <w:color w:val="282C34"/>
+                <w:sz w:val="18"/>
+              </w:rPr>
+              <w:t>High-Side N-MOSFET</w:t>
+            </w:r>
+          </w:p>
+        </w:tc>
+        <w:tc>
+          <w:tcPr>
+            <w:tcW w:type="dxa" w:w="1958"/>
+            <w:tcMar>
+              <w:top w:w="80" w:type="dxa"/>
+              <w:bottom w:w="80" w:type="dxa"/>
+              <w:left w:w="120" w:type="dxa"/>
+              <w:right w:w="120" w:type="dxa"/>
+            </w:tcMar>
+            <w:vAlign w:val="center"/>
+          </w:tcPr>
+          <w:p>
+            <w:pPr>
+              <w:spacing w:after="0"/>
+            </w:pPr>
+            <w:r>
+              <w:rPr>
+                <w:color w:val="282C34"/>
+                <w:sz w:val="18"/>
+              </w:rPr>
+              <w:t>Infineon BSC035N10NS5</w:t>
+            </w:r>
+          </w:p>
+        </w:tc>
+        <w:tc>
+          <w:tcPr>
+            <w:tcW w:type="dxa" w:w="1958"/>
+            <w:tcMar>
+              <w:top w:w="80" w:type="dxa"/>
+              <w:bottom w:w="80" w:type="dxa"/>
+              <w:left w:w="120" w:type="dxa"/>
+              <w:right w:w="120" w:type="dxa"/>
+            </w:tcMar>
+            <w:vAlign w:val="center"/>
+          </w:tcPr>
+          <w:p>
+            <w:pPr>
+              <w:spacing w:after="0"/>
+            </w:pPr>
+            <w:r>
+              <w:rPr>
+                <w:i/>
+                <w:color w:val="145AA0"/>
+                <w:sz w:val="18"/>
+              </w:rPr>
+              <w:t>V_{DS = 100\,V, I_D = 100\,A, R_{DS(on) = 3.5\,m\Omega, Q_g = 28\,nC</w:t>
+            </w:r>
+          </w:p>
+        </w:tc>
+        <w:tc>
+          <w:tcPr>
+            <w:tcW w:type="dxa" w:w="1958"/>
+            <w:tcMar>
+              <w:top w:w="80" w:type="dxa"/>
+              <w:bottom w:w="80" w:type="dxa"/>
+              <w:left w:w="120" w:type="dxa"/>
+              <w:right w:w="120" w:type="dxa"/>
+            </w:tcMar>
+            <w:vAlign w:val="center"/>
+          </w:tcPr>
+          <w:p>
+            <w:pPr>
+              <w:spacing w:after="0"/>
+            </w:pPr>
+            <w:r>
+              <w:rPr>
+                <w:color w:val="282C34"/>
+                <w:sz w:val="18"/>
+              </w:rPr>
+              <w:t>Requires floating bootstrap driver circuit (</w:t>
+            </w:r>
+            <w:r>
+              <w:rPr>
+                <w:i/>
+                <w:color w:val="145AA0"/>
+                <w:sz w:val="18"/>
+              </w:rPr>
+              <w:t>D_{boot, C_{boot</w:t>
+            </w:r>
+            <w:r>
+              <w:rPr>
+                <w:color w:val="282C34"/>
+                <w:sz w:val="18"/>
+              </w:rPr>
+              <w:t xml:space="preserve">) to bias gate above </w:t>
+            </w:r>
+            <w:r>
+              <w:rPr>
+                <w:i/>
+                <w:color w:val="145AA0"/>
+                <w:sz w:val="18"/>
+              </w:rPr>
+              <w:t>V_{IN</w:t>
+            </w:r>
+            <w:r>
+              <w:rPr>
+                <w:color w:val="282C34"/>
+                <w:sz w:val="18"/>
+              </w:rPr>
+              <w:t>.</w:t>
+            </w:r>
+          </w:p>
+        </w:tc>
+      </w:tr>
+      <w:tr>
+        <w:tc>
+          <w:tcPr>
+            <w:tcW w:type="dxa" w:w="1958"/>
+            <w:shd w:fill="F4F7F9"/>
+            <w:tcMar>
+              <w:top w:w="80" w:type="dxa"/>
+              <w:bottom w:w="80" w:type="dxa"/>
+              <w:left w:w="120" w:type="dxa"/>
+              <w:right w:w="120" w:type="dxa"/>
+            </w:tcMar>
+            <w:vAlign w:val="center"/>
+          </w:tcPr>
+          <w:p>
+            <w:pPr>
+              <w:spacing w:after="0"/>
+            </w:pPr>
+            <w:r>
+              <w:rPr>
+                <w:b/>
+                <w:color w:val="282C34"/>
+                <w:sz w:val="18"/>
+              </w:rPr>
+              <w:t>$D_1$</w:t>
+            </w:r>
+          </w:p>
+        </w:tc>
+        <w:tc>
+          <w:tcPr>
+            <w:tcW w:type="dxa" w:w="1958"/>
+            <w:shd w:fill="F4F7F9"/>
+            <w:tcMar>
+              <w:top w:w="80" w:type="dxa"/>
+              <w:bottom w:w="80" w:type="dxa"/>
+              <w:left w:w="120" w:type="dxa"/>
+              <w:right w:w="120" w:type="dxa"/>
+            </w:tcMar>
+            <w:vAlign w:val="center"/>
+          </w:tcPr>
+          <w:p>
+            <w:pPr>
+              <w:spacing w:after="0"/>
+            </w:pPr>
+            <w:r>
+              <w:rPr>
+                <w:color w:val="282C34"/>
+                <w:sz w:val="18"/>
+              </w:rPr>
+              <w:t>Freewheeling Diode</w:t>
+            </w:r>
+          </w:p>
+        </w:tc>
+        <w:tc>
+          <w:tcPr>
+            <w:tcW w:type="dxa" w:w="1958"/>
+            <w:shd w:fill="F4F7F9"/>
+            <w:tcMar>
+              <w:top w:w="80" w:type="dxa"/>
+              <w:bottom w:w="80" w:type="dxa"/>
+              <w:left w:w="120" w:type="dxa"/>
+              <w:right w:w="120" w:type="dxa"/>
+            </w:tcMar>
+            <w:vAlign w:val="center"/>
+          </w:tcPr>
+          <w:p>
+            <w:pPr>
+              <w:spacing w:after="0"/>
+            </w:pPr>
+            <w:r>
+              <w:rPr>
+                <w:color w:val="282C34"/>
+                <w:sz w:val="18"/>
+              </w:rPr>
+              <w:t>Vishay V30100P</w:t>
+            </w:r>
+          </w:p>
+        </w:tc>
+        <w:tc>
+          <w:tcPr>
+            <w:tcW w:type="dxa" w:w="1958"/>
+            <w:shd w:fill="F4F7F9"/>
+            <w:tcMar>
+              <w:top w:w="80" w:type="dxa"/>
+              <w:bottom w:w="80" w:type="dxa"/>
+              <w:left w:w="120" w:type="dxa"/>
+              <w:right w:w="120" w:type="dxa"/>
+            </w:tcMar>
+            <w:vAlign w:val="center"/>
+          </w:tcPr>
+          <w:p>
+            <w:pPr>
+              <w:spacing w:after="0"/>
+            </w:pPr>
+            <w:r>
+              <w:rPr>
+                <w:i/>
+                <w:color w:val="145AA0"/>
+                <w:sz w:val="18"/>
+              </w:rPr>
+              <w:t>V_{RRM = 100\,V, I_F = 30\,A, V_F = 0.52\,V, t_{rr &lt; 20\,ns</w:t>
+            </w:r>
+          </w:p>
+        </w:tc>
+        <w:tc>
+          <w:tcPr>
+            <w:tcW w:type="dxa" w:w="1958"/>
+            <w:shd w:fill="F4F7F9"/>
+            <w:tcMar>
+              <w:top w:w="80" w:type="dxa"/>
+              <w:bottom w:w="80" w:type="dxa"/>
+              <w:left w:w="120" w:type="dxa"/>
+              <w:right w:w="120" w:type="dxa"/>
+            </w:tcMar>
+            <w:vAlign w:val="center"/>
+          </w:tcPr>
+          <w:p>
+            <w:pPr>
+              <w:spacing w:after="0"/>
+            </w:pPr>
+            <w:r>
+              <w:rPr>
+                <w:color w:val="282C34"/>
+                <w:sz w:val="18"/>
+              </w:rPr>
+              <w:t xml:space="preserve">Anode to ground, cathode to SW2. Sees peak reverse voltage </w:t>
+            </w:r>
+            <w:r>
+              <w:rPr>
+                <w:i/>
+                <w:color w:val="145AA0"/>
+                <w:sz w:val="18"/>
+              </w:rPr>
+              <w:t>V_{R = V_{IN + V_o</w:t>
+            </w:r>
+            <w:r>
+              <w:rPr>
+                <w:color w:val="282C34"/>
+                <w:sz w:val="18"/>
+              </w:rPr>
+              <w:t>.</w:t>
+            </w:r>
+          </w:p>
+        </w:tc>
+      </w:tr>
+      <w:tr>
+        <w:tc>
+          <w:tcPr>
+            <w:tcW w:type="dxa" w:w="1958"/>
+            <w:tcMar>
+              <w:top w:w="80" w:type="dxa"/>
+              <w:bottom w:w="80" w:type="dxa"/>
+              <w:left w:w="120" w:type="dxa"/>
+              <w:right w:w="120" w:type="dxa"/>
+            </w:tcMar>
+            <w:vAlign w:val="center"/>
+          </w:tcPr>
+          <w:p>
+            <w:pPr>
+              <w:spacing w:after="0"/>
+            </w:pPr>
+            <w:r>
+              <w:rPr>
+                <w:b/>
+                <w:color w:val="282C34"/>
+                <w:sz w:val="18"/>
+              </w:rPr>
+              <w:t>$C_z$</w:t>
+            </w:r>
+          </w:p>
+        </w:tc>
+        <w:tc>
+          <w:tcPr>
+            <w:tcW w:type="dxa" w:w="1958"/>
+            <w:tcMar>
+              <w:top w:w="80" w:type="dxa"/>
+              <w:bottom w:w="80" w:type="dxa"/>
+              <w:left w:w="120" w:type="dxa"/>
+              <w:right w:w="120" w:type="dxa"/>
+            </w:tcMar>
+            <w:vAlign w:val="center"/>
+          </w:tcPr>
+          <w:p>
+            <w:pPr>
+              <w:spacing w:after="0"/>
+            </w:pPr>
+            <w:r>
+              <w:rPr>
+                <w:color w:val="282C34"/>
+                <w:sz w:val="18"/>
+              </w:rPr>
+              <w:t>Flying Energy Capacitor</w:t>
+            </w:r>
+          </w:p>
+        </w:tc>
+        <w:tc>
+          <w:tcPr>
+            <w:tcW w:type="dxa" w:w="1958"/>
+            <w:tcMar>
+              <w:top w:w="80" w:type="dxa"/>
+              <w:bottom w:w="80" w:type="dxa"/>
+              <w:left w:w="120" w:type="dxa"/>
+              <w:right w:w="120" w:type="dxa"/>
+            </w:tcMar>
+            <w:vAlign w:val="center"/>
+          </w:tcPr>
+          <w:p>
+            <w:pPr>
+              <w:spacing w:after="0"/>
+            </w:pPr>
+            <w:r>
+              <w:rPr>
+                <w:color w:val="282C34"/>
+                <w:sz w:val="18"/>
+              </w:rPr>
+              <w:t>TDK C3225X7R1H106M</w:t>
+            </w:r>
+          </w:p>
+        </w:tc>
+        <w:tc>
+          <w:tcPr>
+            <w:tcW w:type="dxa" w:w="1958"/>
+            <w:tcMar>
+              <w:top w:w="80" w:type="dxa"/>
+              <w:bottom w:w="80" w:type="dxa"/>
+              <w:left w:w="120" w:type="dxa"/>
+              <w:right w:w="120" w:type="dxa"/>
+            </w:tcMar>
+            <w:vAlign w:val="center"/>
+          </w:tcPr>
+          <w:p>
+            <w:pPr>
+              <w:spacing w:after="0"/>
+            </w:pPr>
+            <w:r>
+              <w:rPr>
+                <w:i/>
+                <w:color w:val="145AA0"/>
+                <w:sz w:val="18"/>
+              </w:rPr>
+              <w:t>10\,µF, 50\,V, X7R Ceramic, 1210</w:t>
+            </w:r>
+            <w:r>
+              <w:rPr>
+                <w:color w:val="282C34"/>
+                <w:sz w:val="18"/>
+              </w:rPr>
+              <w:t xml:space="preserve"> package</w:t>
+            </w:r>
+          </w:p>
+        </w:tc>
+        <w:tc>
+          <w:tcPr>
+            <w:tcW w:type="dxa" w:w="1958"/>
+            <w:tcMar>
+              <w:top w:w="80" w:type="dxa"/>
+              <w:bottom w:w="80" w:type="dxa"/>
+              <w:left w:w="120" w:type="dxa"/>
+              <w:right w:w="120" w:type="dxa"/>
+            </w:tcMar>
+            <w:vAlign w:val="center"/>
+          </w:tcPr>
+          <w:p>
+            <w:pPr>
+              <w:spacing w:after="0"/>
+            </w:pPr>
+            <w:r>
+              <w:rPr>
+                <w:color w:val="282C34"/>
+                <w:sz w:val="18"/>
+              </w:rPr>
+              <w:t xml:space="preserve">Steady-state DC voltage across </w:t>
+            </w:r>
+            <w:r>
+              <w:rPr>
+                <w:i/>
+                <w:color w:val="145AA0"/>
+                <w:sz w:val="18"/>
+              </w:rPr>
+              <w:t>C_z</w:t>
+            </w:r>
+            <w:r>
+              <w:rPr>
+                <w:color w:val="282C34"/>
+                <w:sz w:val="18"/>
+              </w:rPr>
+              <w:t xml:space="preserve"> equals </w:t>
+            </w:r>
+            <w:r>
+              <w:rPr>
+                <w:i/>
+                <w:color w:val="145AA0"/>
+                <w:sz w:val="18"/>
+              </w:rPr>
+              <w:t>V_o</w:t>
+            </w:r>
+            <w:r>
+              <w:rPr>
+                <w:color w:val="282C34"/>
+                <w:sz w:val="18"/>
+              </w:rPr>
+              <w:t>; handles high AC ripple current.</w:t>
+            </w:r>
+          </w:p>
+        </w:tc>
+      </w:tr>
+      <w:tr>
+        <w:tc>
+          <w:tcPr>
+            <w:tcW w:type="dxa" w:w="1958"/>
+            <w:shd w:fill="F4F7F9"/>
+            <w:tcMar>
+              <w:top w:w="80" w:type="dxa"/>
+              <w:bottom w:w="80" w:type="dxa"/>
+              <w:left w:w="120" w:type="dxa"/>
+              <w:right w:w="120" w:type="dxa"/>
+            </w:tcMar>
+            <w:vAlign w:val="center"/>
+          </w:tcPr>
+          <w:p>
+            <w:pPr>
+              <w:spacing w:after="0"/>
+            </w:pPr>
+            <w:r>
+              <w:rPr>
+                <w:b/>
+                <w:color w:val="282C34"/>
+                <w:sz w:val="18"/>
+              </w:rPr>
+              <w:t>$L_1, L_2$</w:t>
+            </w:r>
+          </w:p>
+        </w:tc>
+        <w:tc>
+          <w:tcPr>
+            <w:tcW w:type="dxa" w:w="1958"/>
+            <w:shd w:fill="F4F7F9"/>
+            <w:tcMar>
+              <w:top w:w="80" w:type="dxa"/>
+              <w:bottom w:w="80" w:type="dxa"/>
+              <w:left w:w="120" w:type="dxa"/>
+              <w:right w:w="120" w:type="dxa"/>
+            </w:tcMar>
+            <w:vAlign w:val="center"/>
+          </w:tcPr>
+          <w:p>
+            <w:pPr>
+              <w:spacing w:after="0"/>
+            </w:pPr>
+            <w:r>
+              <w:rPr>
+                <w:color w:val="282C34"/>
+                <w:sz w:val="18"/>
+              </w:rPr>
+              <w:t>Coupled / Dual Inductors</w:t>
+            </w:r>
+          </w:p>
+        </w:tc>
+        <w:tc>
+          <w:tcPr>
+            <w:tcW w:type="dxa" w:w="1958"/>
+            <w:shd w:fill="F4F7F9"/>
+            <w:tcMar>
+              <w:top w:w="80" w:type="dxa"/>
+              <w:bottom w:w="80" w:type="dxa"/>
+              <w:left w:w="120" w:type="dxa"/>
+              <w:right w:w="120" w:type="dxa"/>
+            </w:tcMar>
+            <w:vAlign w:val="center"/>
+          </w:tcPr>
+          <w:p>
+            <w:pPr>
+              <w:spacing w:after="0"/>
+            </w:pPr>
+            <w:r>
+              <w:rPr>
+                <w:color w:val="282C34"/>
+                <w:sz w:val="18"/>
+              </w:rPr>
+              <w:t>Coilcraft MSD1278-223MLD</w:t>
+            </w:r>
+          </w:p>
+        </w:tc>
+        <w:tc>
+          <w:tcPr>
+            <w:tcW w:type="dxa" w:w="1958"/>
+            <w:shd w:fill="F4F7F9"/>
+            <w:tcMar>
+              <w:top w:w="80" w:type="dxa"/>
+              <w:bottom w:w="80" w:type="dxa"/>
+              <w:left w:w="120" w:type="dxa"/>
+              <w:right w:w="120" w:type="dxa"/>
+            </w:tcMar>
+            <w:vAlign w:val="center"/>
+          </w:tcPr>
+          <w:p>
+            <w:pPr>
+              <w:spacing w:after="0"/>
+            </w:pPr>
+            <w:r>
+              <w:rPr>
+                <w:i/>
+                <w:color w:val="145AA0"/>
+                <w:sz w:val="18"/>
+              </w:rPr>
+              <w:t>2 × 22\,µH, I_{sat = 6.8\,A, DCR = 32\,m\Omega</w:t>
+            </w:r>
+          </w:p>
+        </w:tc>
+        <w:tc>
+          <w:tcPr>
+            <w:tcW w:type="dxa" w:w="1958"/>
+            <w:shd w:fill="F4F7F9"/>
+            <w:tcMar>
+              <w:top w:w="80" w:type="dxa"/>
+              <w:bottom w:w="80" w:type="dxa"/>
+              <w:left w:w="120" w:type="dxa"/>
+              <w:right w:w="120" w:type="dxa"/>
+            </w:tcMar>
+            <w:vAlign w:val="center"/>
+          </w:tcPr>
+          <w:p>
+            <w:pPr>
+              <w:spacing w:after="0"/>
+            </w:pPr>
+            <w:r>
+              <w:rPr>
+                <w:i/>
+                <w:color w:val="145AA0"/>
+                <w:sz w:val="18"/>
+              </w:rPr>
+              <w:t>L_2</w:t>
+            </w:r>
+            <w:r>
+              <w:rPr>
+                <w:color w:val="282C34"/>
+                <w:sz w:val="18"/>
+              </w:rPr>
+              <w:t xml:space="preserve"> placed at output creates low-noise output spectrum identical to a standard Buck converter.</w:t>
+            </w:r>
+          </w:p>
+        </w:tc>
+      </w:tr>
+      <w:tr>
+        <w:tc>
+          <w:tcPr>
+            <w:tcW w:type="dxa" w:w="1958"/>
+            <w:tcMar>
+              <w:top w:w="80" w:type="dxa"/>
+              <w:bottom w:w="80" w:type="dxa"/>
+              <w:left w:w="120" w:type="dxa"/>
+              <w:right w:w="120" w:type="dxa"/>
+            </w:tcMar>
+            <w:vAlign w:val="center"/>
+          </w:tcPr>
+          <w:p>
+            <w:pPr>
+              <w:spacing w:after="0"/>
+            </w:pPr>
+            <w:r>
+              <w:rPr>
+                <w:b/>
+                <w:color w:val="282C34"/>
+                <w:sz w:val="18"/>
+              </w:rPr>
+              <w:t>$C_{out,bulk}$</w:t>
+            </w:r>
+          </w:p>
+        </w:tc>
+        <w:tc>
+          <w:tcPr>
+            <w:tcW w:type="dxa" w:w="1958"/>
+            <w:tcMar>
+              <w:top w:w="80" w:type="dxa"/>
+              <w:bottom w:w="80" w:type="dxa"/>
+              <w:left w:w="120" w:type="dxa"/>
+              <w:right w:w="120" w:type="dxa"/>
+            </w:tcMar>
+            <w:vAlign w:val="center"/>
+          </w:tcPr>
+          <w:p>
+            <w:pPr>
+              <w:spacing w:after="0"/>
+            </w:pPr>
+            <w:r>
+              <w:rPr>
+                <w:color w:val="282C34"/>
+                <w:sz w:val="18"/>
+              </w:rPr>
+              <w:t>Output Bulk Capacitor</w:t>
+            </w:r>
+          </w:p>
+        </w:tc>
+        <w:tc>
+          <w:tcPr>
+            <w:tcW w:type="dxa" w:w="1958"/>
+            <w:tcMar>
+              <w:top w:w="80" w:type="dxa"/>
+              <w:bottom w:w="80" w:type="dxa"/>
+              <w:left w:w="120" w:type="dxa"/>
+              <w:right w:w="120" w:type="dxa"/>
+            </w:tcMar>
+            <w:vAlign w:val="center"/>
+          </w:tcPr>
+          <w:p>
+            <w:pPr>
+              <w:spacing w:after="0"/>
+            </w:pPr>
+            <w:r>
+              <w:rPr>
+                <w:color w:val="282C34"/>
+                <w:sz w:val="18"/>
+              </w:rPr>
+              <w:t>Panasonic 25SVPF270M</w:t>
+            </w:r>
+          </w:p>
+        </w:tc>
+        <w:tc>
+          <w:tcPr>
+            <w:tcW w:type="dxa" w:w="1958"/>
+            <w:tcMar>
+              <w:top w:w="80" w:type="dxa"/>
+              <w:bottom w:w="80" w:type="dxa"/>
+              <w:left w:w="120" w:type="dxa"/>
+              <w:right w:w="120" w:type="dxa"/>
+            </w:tcMar>
+            <w:vAlign w:val="center"/>
+          </w:tcPr>
+          <w:p>
+            <w:pPr>
+              <w:spacing w:after="0"/>
+            </w:pPr>
+            <w:r>
+              <w:rPr>
+                <w:i/>
+                <w:color w:val="145AA0"/>
+                <w:sz w:val="18"/>
+              </w:rPr>
+              <w:t>2 × 270\,µF, 25\,V, OS-CON Polymer, ESR = 10\,m\Omega</w:t>
+            </w:r>
+          </w:p>
+        </w:tc>
+        <w:tc>
+          <w:tcPr>
+            <w:tcW w:type="dxa" w:w="1958"/>
+            <w:tcMar>
+              <w:top w:w="80" w:type="dxa"/>
+              <w:bottom w:w="80" w:type="dxa"/>
+              <w:left w:w="120" w:type="dxa"/>
+              <w:right w:w="120" w:type="dxa"/>
+            </w:tcMar>
+            <w:vAlign w:val="center"/>
+          </w:tcPr>
+          <w:p>
+            <w:pPr>
+              <w:spacing w:after="0"/>
+            </w:pPr>
+            <w:r>
+              <w:rPr>
+                <w:color w:val="282C34"/>
+                <w:sz w:val="18"/>
+              </w:rPr>
+              <w:t xml:space="preserve">Smooths residual inductor ripple current; low ESR ensures </w:t>
+            </w:r>
+            <w:r>
+              <w:rPr>
+                <w:i/>
+                <w:color w:val="145AA0"/>
+                <w:sz w:val="18"/>
+              </w:rPr>
+              <w:t>&lt; 20\,mV</w:t>
+            </w:r>
+            <w:r>
+              <w:rPr>
+                <w:color w:val="282C34"/>
+                <w:sz w:val="18"/>
+              </w:rPr>
+              <w:t xml:space="preserve"> ripple.</w:t>
             </w:r>
           </w:p>
         </w:tc>

--- a/vvdn/converters/dc-dc/non-isolated/zeta-converter.docx
+++ b/vvdn/converters/dc-dc/non-isolated/zeta-converter.docx
@@ -129,82 +129,7 @@
           <w:color w:val="282C34"/>
           <w:sz w:val="21"/>
         </w:rPr>
-        <w:t xml:space="preserve"> utilizes a high-side active switch (</w:t>
-      </w:r>
-      <w:r>
-        <w:rPr>
-          <w:i/>
-          <w:color w:val="145AA0"/>
-          <w:sz w:val="21"/>
-        </w:rPr>
-        <w:t>Q_1</w:t>
-      </w:r>
-      <w:r>
-        <w:rPr>
-          <w:color w:val="282C34"/>
-          <w:sz w:val="21"/>
-        </w:rPr>
-        <w:t>), a parallel inductor (</w:t>
-      </w:r>
-      <w:r>
-        <w:rPr>
-          <w:i/>
-          <w:color w:val="145AA0"/>
-          <w:sz w:val="21"/>
-        </w:rPr>
-        <w:t>L_1</w:t>
-      </w:r>
-      <w:r>
-        <w:rPr>
-          <w:color w:val="282C34"/>
-          <w:sz w:val="21"/>
-        </w:rPr>
-        <w:t>), a series flying coupling capacitor (</w:t>
-      </w:r>
-      <w:r>
-        <w:rPr>
-          <w:i/>
-          <w:color w:val="145AA0"/>
-          <w:sz w:val="21"/>
-        </w:rPr>
-        <w:t>C_z</w:t>
-      </w:r>
-      <w:r>
-        <w:rPr>
-          <w:color w:val="282C34"/>
-          <w:sz w:val="21"/>
-        </w:rPr>
-        <w:t>), a freewheeling diode (</w:t>
-      </w:r>
-      <w:r>
-        <w:rPr>
-          <w:i/>
-          <w:color w:val="145AA0"/>
-          <w:sz w:val="21"/>
-        </w:rPr>
-        <w:t>D_1</w:t>
-      </w:r>
-      <w:r>
-        <w:rPr>
-          <w:color w:val="282C34"/>
-          <w:sz w:val="21"/>
-        </w:rPr>
-        <w:t>), and an output filter inductor (</w:t>
-      </w:r>
-      <w:r>
-        <w:rPr>
-          <w:i/>
-          <w:color w:val="145AA0"/>
-          <w:sz w:val="21"/>
-        </w:rPr>
-        <w:t>L_2</w:t>
-      </w:r>
-      <w:r>
-        <w:rPr>
-          <w:color w:val="282C34"/>
-          <w:sz w:val="21"/>
-        </w:rPr>
-        <w:t>) connected directly to the output:</w:t>
+        <w:t xml:space="preserve"> utilizes a high-side active switch (Q_1), a parallel inductor (L_1), a series flying coupling capacitor (C_z), a freewheeling diode (D_1), and an output filter inductor (L_2) connected directly to the output:</w:t>
       </w:r>
     </w:p>
     <w:tbl>
@@ -624,22 +549,7 @@
                 <w:color w:val="282C34"/>
                 <w:sz w:val="18"/>
               </w:rPr>
-              <w:t xml:space="preserve">Fuse </w:t>
-            </w:r>
-            <w:r>
-              <w:rPr>
-                <w:i/>
-                <w:color w:val="145AA0"/>
-                <w:sz w:val="18"/>
-              </w:rPr>
-              <w:t>F_1</w:t>
-            </w:r>
-            <w:r>
-              <w:rPr>
-                <w:color w:val="282C34"/>
-                <w:sz w:val="18"/>
-              </w:rPr>
-              <w:t xml:space="preserve"> Output</w:t>
+              <w:t>Fuse F_1 Output</w:t>
             </w:r>
           </w:p>
         </w:tc>
@@ -660,33 +570,10 @@
             </w:pPr>
             <w:r>
               <w:rPr>
-                <w:i/>
-                <w:color w:val="145AA0"/>
-                <w:sz w:val="18"/>
-              </w:rPr>
-              <w:t>C_{in</w:t>
-            </w:r>
-            <w:r>
-              <w:rPr>
                 <w:color w:val="282C34"/>
                 <w:sz w:val="18"/>
               </w:rPr>
-              <w:t xml:space="preserve"> bank (+), </w:t>
-            </w:r>
-            <w:r>
-              <w:rPr>
-                <w:i/>
-                <w:color w:val="145AA0"/>
-                <w:sz w:val="18"/>
-              </w:rPr>
-              <w:t>Q_1</w:t>
-            </w:r>
-            <w:r>
-              <w:rPr>
-                <w:color w:val="282C34"/>
-                <w:sz w:val="18"/>
-              </w:rPr>
-              <w:t xml:space="preserve"> Drain (Pins 5-8)</w:t>
+              <w:t>C_in bank (+), Q_1 Drain (Pins 5-8)</w:t>
             </w:r>
           </w:p>
         </w:tc>
@@ -784,18 +671,10 @@
             </w:pPr>
             <w:r>
               <w:rPr>
-                <w:i/>
-                <w:color w:val="145AA0"/>
-                <w:sz w:val="18"/>
-              </w:rPr>
-              <w:t>Q_1</w:t>
-            </w:r>
-            <w:r>
-              <w:rPr>
                 <w:color w:val="282C34"/>
                 <w:sz w:val="18"/>
               </w:rPr>
-              <w:t xml:space="preserve"> Source (Pins 1-3)</w:t>
+              <w:t>Q_1 Source (Pins 1-3)</w:t>
             </w:r>
           </w:p>
         </w:tc>
@@ -820,37 +699,7 @@
                 <w:color w:val="282C34"/>
                 <w:sz w:val="18"/>
               </w:rPr>
-              <w:t xml:space="preserve">Inductor </w:t>
-            </w:r>
-            <w:r>
-              <w:rPr>
-                <w:i/>
-                <w:color w:val="145AA0"/>
-                <w:sz w:val="18"/>
-              </w:rPr>
-              <w:t>L_1</w:t>
-            </w:r>
-            <w:r>
-              <w:rPr>
-                <w:color w:val="282C34"/>
-                <w:sz w:val="18"/>
-              </w:rPr>
-              <w:t xml:space="preserve"> Pin 1, Flying Cap </w:t>
-            </w:r>
-            <w:r>
-              <w:rPr>
-                <w:i/>
-                <w:color w:val="145AA0"/>
-                <w:sz w:val="18"/>
-              </w:rPr>
-              <w:t>C_z</w:t>
-            </w:r>
-            <w:r>
-              <w:rPr>
-                <w:color w:val="282C34"/>
-                <w:sz w:val="18"/>
-              </w:rPr>
-              <w:t xml:space="preserve"> Pin 1, Driver PHASE</w:t>
+              <w:t>Inductor L_1 Pin 1, Flying Cap C_z Pin 1, Driver PHASE</w:t>
             </w:r>
           </w:p>
         </w:tc>
@@ -900,37 +749,7 @@
                 <w:color w:val="282C34"/>
                 <w:sz w:val="18"/>
               </w:rPr>
-              <w:t xml:space="preserve">Requires bootstrap gate driver referenced to SW1; swings between </w:t>
-            </w:r>
-            <w:r>
-              <w:rPr>
-                <w:i/>
-                <w:color w:val="145AA0"/>
-                <w:sz w:val="18"/>
-              </w:rPr>
-              <w:t>0\,V</w:t>
-            </w:r>
-            <w:r>
-              <w:rPr>
-                <w:color w:val="282C34"/>
-                <w:sz w:val="18"/>
-              </w:rPr>
-              <w:t xml:space="preserve"> and </w:t>
-            </w:r>
-            <w:r>
-              <w:rPr>
-                <w:i/>
-                <w:color w:val="145AA0"/>
-                <w:sz w:val="18"/>
-              </w:rPr>
-              <w:t>+V_{IN</w:t>
-            </w:r>
-            <w:r>
-              <w:rPr>
-                <w:color w:val="282C34"/>
-                <w:sz w:val="18"/>
-              </w:rPr>
-              <w:t>.</w:t>
+              <w:t>Requires bootstrap gate driver referenced to SW1; swings between 0 V and +V_IN.</w:t>
             </w:r>
           </w:p>
         </w:tc>
@@ -981,22 +800,7 @@
                 <w:color w:val="282C34"/>
                 <w:sz w:val="18"/>
               </w:rPr>
-              <w:t xml:space="preserve">Flying Cap </w:t>
-            </w:r>
-            <w:r>
-              <w:rPr>
-                <w:i/>
-                <w:color w:val="145AA0"/>
-                <w:sz w:val="18"/>
-              </w:rPr>
-              <w:t>C_z</w:t>
-            </w:r>
-            <w:r>
-              <w:rPr>
-                <w:color w:val="282C34"/>
-                <w:sz w:val="18"/>
-              </w:rPr>
-              <w:t xml:space="preserve"> Pin 2</w:t>
+              <w:t>Flying Cap C_z Pin 2</w:t>
             </w:r>
           </w:p>
         </w:tc>
@@ -1020,37 +824,7 @@
                 <w:color w:val="282C34"/>
                 <w:sz w:val="18"/>
               </w:rPr>
-              <w:t xml:space="preserve">Diode </w:t>
-            </w:r>
-            <w:r>
-              <w:rPr>
-                <w:i/>
-                <w:color w:val="145AA0"/>
-                <w:sz w:val="18"/>
-              </w:rPr>
-              <w:t>D_1</w:t>
-            </w:r>
-            <w:r>
-              <w:rPr>
-                <w:color w:val="282C34"/>
-                <w:sz w:val="18"/>
-              </w:rPr>
-              <w:t xml:space="preserve"> Cathode, Output Inductor </w:t>
-            </w:r>
-            <w:r>
-              <w:rPr>
-                <w:i/>
-                <w:color w:val="145AA0"/>
-                <w:sz w:val="18"/>
-              </w:rPr>
-              <w:t>L_2</w:t>
-            </w:r>
-            <w:r>
-              <w:rPr>
-                <w:color w:val="282C34"/>
-                <w:sz w:val="18"/>
-              </w:rPr>
-              <w:t xml:space="preserve"> Pin 1</w:t>
+              <w:t>Diode D_1 Cathode, Output Inductor L_2 Pin 1</w:t>
             </w:r>
           </w:p>
         </w:tc>
@@ -1098,67 +872,7 @@
                 <w:color w:val="282C34"/>
                 <w:sz w:val="18"/>
               </w:rPr>
-              <w:t xml:space="preserve">Swings between </w:t>
-            </w:r>
-            <w:r>
-              <w:rPr>
-                <w:i/>
-                <w:color w:val="145AA0"/>
-                <w:sz w:val="18"/>
-              </w:rPr>
-              <w:t>0\,V</w:t>
-            </w:r>
-            <w:r>
-              <w:rPr>
-                <w:color w:val="282C34"/>
-                <w:sz w:val="18"/>
-              </w:rPr>
-              <w:t xml:space="preserve"> (when </w:t>
-            </w:r>
-            <w:r>
-              <w:rPr>
-                <w:i/>
-                <w:color w:val="145AA0"/>
-                <w:sz w:val="18"/>
-              </w:rPr>
-              <w:t>D_1</w:t>
-            </w:r>
-            <w:r>
-              <w:rPr>
-                <w:color w:val="282C34"/>
-                <w:sz w:val="18"/>
-              </w:rPr>
-              <w:t xml:space="preserve"> conducts) and </w:t>
-            </w:r>
-            <w:r>
-              <w:rPr>
-                <w:i/>
-                <w:color w:val="145AA0"/>
-                <w:sz w:val="18"/>
-              </w:rPr>
-              <w:t>V_{IN + V_o</w:t>
-            </w:r>
-            <w:r>
-              <w:rPr>
-                <w:color w:val="282C34"/>
-                <w:sz w:val="18"/>
-              </w:rPr>
-              <w:t xml:space="preserve"> (when </w:t>
-            </w:r>
-            <w:r>
-              <w:rPr>
-                <w:i/>
-                <w:color w:val="145AA0"/>
-                <w:sz w:val="18"/>
-              </w:rPr>
-              <w:t>Q_1</w:t>
-            </w:r>
-            <w:r>
-              <w:rPr>
-                <w:color w:val="282C34"/>
-                <w:sz w:val="18"/>
-              </w:rPr>
-              <w:t xml:space="preserve"> conducts).</w:t>
+              <w:t>Swings between 0 V (when D_1 conducts) and V_IN + V_o (when Q_1 conducts).</w:t>
             </w:r>
           </w:p>
         </w:tc>
@@ -1211,22 +925,7 @@
                 <w:color w:val="282C34"/>
                 <w:sz w:val="18"/>
               </w:rPr>
-              <w:t xml:space="preserve">Inductor </w:t>
-            </w:r>
-            <w:r>
-              <w:rPr>
-                <w:i/>
-                <w:color w:val="145AA0"/>
-                <w:sz w:val="18"/>
-              </w:rPr>
-              <w:t>L_2</w:t>
-            </w:r>
-            <w:r>
-              <w:rPr>
-                <w:color w:val="282C34"/>
-                <w:sz w:val="18"/>
-              </w:rPr>
-              <w:t xml:space="preserve"> Pin 2</w:t>
+              <w:t>Inductor L_2 Pin 2</w:t>
             </w:r>
           </w:p>
         </w:tc>
@@ -1248,33 +947,10 @@
             </w:pPr>
             <w:r>
               <w:rPr>
-                <w:i/>
-                <w:color w:val="145AA0"/>
-                <w:sz w:val="18"/>
-              </w:rPr>
-              <w:t>C_{out</w:t>
-            </w:r>
-            <w:r>
-              <w:rPr>
                 <w:color w:val="282C34"/>
                 <w:sz w:val="18"/>
               </w:rPr>
-              <w:t xml:space="preserve"> bank (+), Feedback </w:t>
-            </w:r>
-            <w:r>
-              <w:rPr>
-                <w:i/>
-                <w:color w:val="145AA0"/>
-                <w:sz w:val="18"/>
-              </w:rPr>
-              <w:t>R_{fb1</w:t>
-            </w:r>
-            <w:r>
-              <w:rPr>
-                <w:color w:val="282C34"/>
-                <w:sz w:val="18"/>
-              </w:rPr>
-              <w:t>, Load (+)</w:t>
+              <w:t>C_out bank (+), Feedback R_fb1, Load (+)</w:t>
             </w:r>
           </w:p>
         </w:tc>
@@ -1324,22 +1000,7 @@
                 <w:color w:val="282C34"/>
                 <w:sz w:val="18"/>
               </w:rPr>
-              <w:t xml:space="preserve">Output inductor </w:t>
-            </w:r>
-            <w:r>
-              <w:rPr>
-                <w:i/>
-                <w:color w:val="145AA0"/>
-                <w:sz w:val="18"/>
-              </w:rPr>
-              <w:t>L_2</w:t>
-            </w:r>
-            <w:r>
-              <w:rPr>
-                <w:color w:val="282C34"/>
-                <w:sz w:val="18"/>
-              </w:rPr>
-              <w:t xml:space="preserve"> provides continuous DC current, resulting in very low output voltage ripple.</w:t>
+              <w:t>Output inductor L_2 provides continuous DC current, resulting in very low output voltage ripple.</w:t>
             </w:r>
           </w:p>
         </w:tc>
@@ -1387,63 +1048,10 @@
             </w:pPr>
             <w:r>
               <w:rPr>
-                <w:i/>
-                <w:color w:val="145AA0"/>
-                <w:sz w:val="18"/>
-              </w:rPr>
-              <w:t>C_{in</w:t>
-            </w:r>
-            <w:r>
-              <w:rPr>
                 <w:color w:val="282C34"/>
                 <w:sz w:val="18"/>
               </w:rPr>
-              <w:t xml:space="preserve"> (-), Inductor </w:t>
-            </w:r>
-            <w:r>
-              <w:rPr>
-                <w:i/>
-                <w:color w:val="145AA0"/>
-                <w:sz w:val="18"/>
-              </w:rPr>
-              <w:t>L_1</w:t>
-            </w:r>
-            <w:r>
-              <w:rPr>
-                <w:color w:val="282C34"/>
-                <w:sz w:val="18"/>
-              </w:rPr>
-              <w:t xml:space="preserve"> Pin 2, Diode </w:t>
-            </w:r>
-            <w:r>
-              <w:rPr>
-                <w:i/>
-                <w:color w:val="145AA0"/>
-                <w:sz w:val="18"/>
-              </w:rPr>
-              <w:t>D_1</w:t>
-            </w:r>
-            <w:r>
-              <w:rPr>
-                <w:color w:val="282C34"/>
-                <w:sz w:val="18"/>
-              </w:rPr>
-              <w:t xml:space="preserve"> Anode, </w:t>
-            </w:r>
-            <w:r>
-              <w:rPr>
-                <w:i/>
-                <w:color w:val="145AA0"/>
-                <w:sz w:val="18"/>
-              </w:rPr>
-              <w:t>C_{out</w:t>
-            </w:r>
-            <w:r>
-              <w:rPr>
-                <w:color w:val="282C34"/>
-                <w:sz w:val="18"/>
-              </w:rPr>
-              <w:t xml:space="preserve"> (-)</w:t>
+              <w:t>C_in (-), Inductor L_1 Pin 2, Diode D_1 Anode, C_out (-)</w:t>
             </w:r>
           </w:p>
         </w:tc>
@@ -1710,7 +1318,7 @@
                 <w:color w:val="282C34"/>
                 <w:sz w:val="18"/>
               </w:rPr>
-              <w:t>$Q_1$</w:t>
+              <w:t>Q_1</w:t>
             </w:r>
           </w:p>
         </w:tc>
@@ -1779,11 +1387,10 @@
             </w:pPr>
             <w:r>
               <w:rPr>
-                <w:i/>
-                <w:color w:val="145AA0"/>
+                <w:color w:val="282C34"/>
                 <w:sz w:val="18"/>
               </w:rPr>
-              <w:t>V_{DS = 100\,V, I_D = 100\,A, R_{DS(on) = 3.5\,m\Omega, Q_g = 28\,nC</w:t>
+              <w:t>V_DS = 100 V, I_D = 100 A, R_DS(on) = 3.5 mΩ, Q_g = 28 nC</w:t>
             </w:r>
           </w:p>
         </w:tc>
@@ -1807,37 +1414,7 @@
                 <w:color w:val="282C34"/>
                 <w:sz w:val="18"/>
               </w:rPr>
-              <w:t>Requires floating bootstrap driver circuit (</w:t>
-            </w:r>
-            <w:r>
-              <w:rPr>
-                <w:i/>
-                <w:color w:val="145AA0"/>
-                <w:sz w:val="18"/>
-              </w:rPr>
-              <w:t>D_{boot, C_{boot</w:t>
-            </w:r>
-            <w:r>
-              <w:rPr>
-                <w:color w:val="282C34"/>
-                <w:sz w:val="18"/>
-              </w:rPr>
-              <w:t xml:space="preserve">) to bias gate above </w:t>
-            </w:r>
-            <w:r>
-              <w:rPr>
-                <w:i/>
-                <w:color w:val="145AA0"/>
-                <w:sz w:val="18"/>
-              </w:rPr>
-              <w:t>V_{IN</w:t>
-            </w:r>
-            <w:r>
-              <w:rPr>
-                <w:color w:val="282C34"/>
-                <w:sz w:val="18"/>
-              </w:rPr>
-              <w:t>.</w:t>
+              <w:t>Requires floating bootstrap driver circuit (D_boot, C_boot) to bias gate above V_IN.</w:t>
             </w:r>
           </w:p>
         </w:tc>
@@ -1865,7 +1442,7 @@
                 <w:color w:val="282C34"/>
                 <w:sz w:val="18"/>
               </w:rPr>
-              <w:t>$D_1$</w:t>
+              <w:t>D_1</w:t>
             </w:r>
           </w:p>
         </w:tc>
@@ -1937,11 +1514,10 @@
             </w:pPr>
             <w:r>
               <w:rPr>
-                <w:i/>
-                <w:color w:val="145AA0"/>
+                <w:color w:val="282C34"/>
                 <w:sz w:val="18"/>
               </w:rPr>
-              <w:t>V_{RRM = 100\,V, I_F = 30\,A, V_F = 0.52\,V, t_{rr &lt; 20\,ns</w:t>
+              <w:t>V_RRM = 100 V, I_F = 30 A, V_F = 0.52 V, t_rr &lt; 20 ns</w:t>
             </w:r>
           </w:p>
         </w:tc>
@@ -1966,22 +1542,7 @@
                 <w:color w:val="282C34"/>
                 <w:sz w:val="18"/>
               </w:rPr>
-              <w:t xml:space="preserve">Anode to ground, cathode to SW2. Sees peak reverse voltage </w:t>
-            </w:r>
-            <w:r>
-              <w:rPr>
-                <w:i/>
-                <w:color w:val="145AA0"/>
-                <w:sz w:val="18"/>
-              </w:rPr>
-              <w:t>V_{R = V_{IN + V_o</w:t>
-            </w:r>
-            <w:r>
-              <w:rPr>
-                <w:color w:val="282C34"/>
-                <w:sz w:val="18"/>
-              </w:rPr>
-              <w:t>.</w:t>
+              <w:t>Anode to ground, cathode to SW2. Sees peak reverse voltage V_R = V_IN + V_o.</w:t>
             </w:r>
           </w:p>
         </w:tc>
@@ -2008,7 +1569,7 @@
                 <w:color w:val="282C34"/>
                 <w:sz w:val="18"/>
               </w:rPr>
-              <w:t>$C_z$</w:t>
+              <w:t>C_z</w:t>
             </w:r>
           </w:p>
         </w:tc>
@@ -2077,18 +1638,10 @@
             </w:pPr>
             <w:r>
               <w:rPr>
-                <w:i/>
-                <w:color w:val="145AA0"/>
-                <w:sz w:val="18"/>
-              </w:rPr>
-              <w:t>10\,µF, 50\,V, X7R Ceramic, 1210</w:t>
-            </w:r>
-            <w:r>
-              <w:rPr>
                 <w:color w:val="282C34"/>
                 <w:sz w:val="18"/>
               </w:rPr>
-              <w:t xml:space="preserve"> package</w:t>
+              <w:t>10 µF, 50 V, X7R Ceramic, 1210 package</w:t>
             </w:r>
           </w:p>
         </w:tc>
@@ -2112,37 +1665,7 @@
                 <w:color w:val="282C34"/>
                 <w:sz w:val="18"/>
               </w:rPr>
-              <w:t xml:space="preserve">Steady-state DC voltage across </w:t>
-            </w:r>
-            <w:r>
-              <w:rPr>
-                <w:i/>
-                <w:color w:val="145AA0"/>
-                <w:sz w:val="18"/>
-              </w:rPr>
-              <w:t>C_z</w:t>
-            </w:r>
-            <w:r>
-              <w:rPr>
-                <w:color w:val="282C34"/>
-                <w:sz w:val="18"/>
-              </w:rPr>
-              <w:t xml:space="preserve"> equals </w:t>
-            </w:r>
-            <w:r>
-              <w:rPr>
-                <w:i/>
-                <w:color w:val="145AA0"/>
-                <w:sz w:val="18"/>
-              </w:rPr>
-              <w:t>V_o</w:t>
-            </w:r>
-            <w:r>
-              <w:rPr>
-                <w:color w:val="282C34"/>
-                <w:sz w:val="18"/>
-              </w:rPr>
-              <w:t>; handles high AC ripple current.</w:t>
+              <w:t>Steady-state DC voltage across C_z equals V_o; handles high AC ripple current.</w:t>
             </w:r>
           </w:p>
         </w:tc>
@@ -2170,7 +1693,7 @@
                 <w:color w:val="282C34"/>
                 <w:sz w:val="18"/>
               </w:rPr>
-              <w:t>$L_1, L_2$</w:t>
+              <w:t>L_1, L_2</w:t>
             </w:r>
           </w:p>
         </w:tc>
@@ -2242,11 +1765,10 @@
             </w:pPr>
             <w:r>
               <w:rPr>
-                <w:i/>
-                <w:color w:val="145AA0"/>
+                <w:color w:val="282C34"/>
                 <w:sz w:val="18"/>
               </w:rPr>
-              <w:t>2 × 22\,µH, I_{sat = 6.8\,A, DCR = 32\,m\Omega</w:t>
+              <w:t>2 * 22 µH, I_sat = 6.8 A, DCR = 32 mΩ</w:t>
             </w:r>
           </w:p>
         </w:tc>
@@ -2268,18 +1790,10 @@
             </w:pPr>
             <w:r>
               <w:rPr>
-                <w:i/>
-                <w:color w:val="145AA0"/>
-                <w:sz w:val="18"/>
-              </w:rPr>
-              <w:t>L_2</w:t>
-            </w:r>
-            <w:r>
-              <w:rPr>
                 <w:color w:val="282C34"/>
                 <w:sz w:val="18"/>
               </w:rPr>
-              <w:t xml:space="preserve"> placed at output creates low-noise output spectrum identical to a standard Buck converter.</w:t>
+              <w:t>L_2 placed at output creates low-noise output spectrum identical to a standard Buck converter.</w:t>
             </w:r>
           </w:p>
         </w:tc>
@@ -2306,7 +1820,7 @@
                 <w:color w:val="282C34"/>
                 <w:sz w:val="18"/>
               </w:rPr>
-              <w:t>$C_{out,bulk}$</w:t>
+              <w:t>C_out,bulk</w:t>
             </w:r>
           </w:p>
         </w:tc>
@@ -2375,11 +1889,10 @@
             </w:pPr>
             <w:r>
               <w:rPr>
-                <w:i/>
-                <w:color w:val="145AA0"/>
+                <w:color w:val="282C34"/>
                 <w:sz w:val="18"/>
               </w:rPr>
-              <w:t>2 × 270\,µF, 25\,V, OS-CON Polymer, ESR = 10\,m\Omega</w:t>
+              <w:t>2 * 270 µF, 25 V, OS-CON Polymer, ESR = 10 mΩ</w:t>
             </w:r>
           </w:p>
         </w:tc>
@@ -2403,22 +1916,7 @@
                 <w:color w:val="282C34"/>
                 <w:sz w:val="18"/>
               </w:rPr>
-              <w:t xml:space="preserve">Smooths residual inductor ripple current; low ESR ensures </w:t>
-            </w:r>
-            <w:r>
-              <w:rPr>
-                <w:i/>
-                <w:color w:val="145AA0"/>
-                <w:sz w:val="18"/>
-              </w:rPr>
-              <w:t>&lt; 20\,mV</w:t>
-            </w:r>
-            <w:r>
-              <w:rPr>
-                <w:color w:val="282C34"/>
-                <w:sz w:val="18"/>
-              </w:rPr>
-              <w:t xml:space="preserve"> ripple.</w:t>
+              <w:t>Smooths residual inductor ripple current; low ESR ensures &lt; 20 mV ripple.</w:t>
             </w:r>
           </w:p>
         </w:tc>
@@ -2450,7 +1948,7 @@
           <w:color w:val="282C34"/>
           <w:sz w:val="21"/>
         </w:rPr>
-        <w:t>Interval 1: Switch ON ($0 &lt; t \le D \cdot T_s$)</w:t>
+        <w:t>Interval 1: Switch ON (0 &lt; t &lt;= D * T_s)</w:t>
       </w:r>
       <w:r>
         <w:rPr>
@@ -2471,52 +1969,7 @@
           <w:color w:val="282C34"/>
           <w:sz w:val="21"/>
         </w:rPr>
-        <w:t xml:space="preserve">High-side switch </w:t>
-      </w:r>
-      <w:r>
-        <w:rPr>
-          <w:i/>
-          <w:color w:val="145AA0"/>
-          <w:sz w:val="21"/>
-        </w:rPr>
-        <w:t>Q_1</w:t>
-      </w:r>
-      <w:r>
-        <w:rPr>
-          <w:color w:val="282C34"/>
-          <w:sz w:val="21"/>
-        </w:rPr>
-        <w:t xml:space="preserve"> conducts. Node </w:t>
-      </w:r>
-      <w:r>
-        <w:rPr>
-          <w:i/>
-          <w:color w:val="145AA0"/>
-          <w:sz w:val="21"/>
-        </w:rPr>
-        <w:t>SW_1</w:t>
-      </w:r>
-      <w:r>
-        <w:rPr>
-          <w:color w:val="282C34"/>
-          <w:sz w:val="21"/>
-        </w:rPr>
-        <w:t xml:space="preserve"> is pulled to </w:t>
-      </w:r>
-      <w:r>
-        <w:rPr>
-          <w:i/>
-          <w:color w:val="145AA0"/>
-          <w:sz w:val="21"/>
-        </w:rPr>
-        <w:t>V_{IN</w:t>
-      </w:r>
-      <w:r>
-        <w:rPr>
-          <w:color w:val="282C34"/>
-          <w:sz w:val="21"/>
-        </w:rPr>
-        <w:t>.</w:t>
+        <w:t>High-side switch Q_1 conducts. Node SW_1 is pulled to V_IN.</w:t>
       </w:r>
     </w:p>
     <w:p>
@@ -2530,63 +1983,65 @@
           <w:color w:val="282C34"/>
           <w:sz w:val="21"/>
         </w:rPr>
-        <w:t xml:space="preserve">Inductor </w:t>
+        <w:t>Inductor L_1 is energized directly across V_IN to GND:</w:t>
       </w:r>
-      <w:r>
-        <w:rPr>
-          <w:i/>
-          <w:color w:val="145AA0"/>
-          <w:sz w:val="21"/>
-        </w:rPr>
-        <w:t>L_1</w:t>
-      </w:r>
+    </w:p>
+    <w:tbl>
+      <w:tblPr>
+        <w:tblW w:type="auto" w:w="0"/>
+        <w:jc w:val="center"/>
+        <w:tblLook w:firstColumn="1" w:firstRow="1" w:lastColumn="0" w:lastRow="0" w:noHBand="0" w:noVBand="1" w:val="04A0"/>
+      </w:tblPr>
+      <w:tblGrid>
+        <w:gridCol w:w="9792"/>
+      </w:tblGrid>
+      <w:tr>
+        <w:tc>
+          <w:tcPr>
+            <w:tcW w:type="dxa" w:w="9792"/>
+            <w:shd w:fill="F5F6F8"/>
+            <w:tcMar>
+              <w:top w:w="80" w:type="dxa"/>
+              <w:bottom w:w="80" w:type="dxa"/>
+              <w:left w:w="140" w:type="dxa"/>
+              <w:right w:w="140" w:type="dxa"/>
+            </w:tcMar>
+            <w:tcBorders>
+              <w:left w:val="single" w:sz="18" w:space="0" w:color="CBD5E0"/>
+              <w:top w:val="none"/>
+              <w:right w:val="none"/>
+              <w:bottom w:val="none"/>
+            </w:tcBorders>
+          </w:tcPr>
+          <w:p>
+            <w:pPr>
+              <w:spacing w:line="240" w:lineRule="auto" w:after="0"/>
+            </w:pPr>
+            <w:r>
+              <w:rPr>
+                <w:rFonts w:ascii="Consolas" w:hAnsi="Consolas"/>
+                <w:color w:val="2D3748"/>
+                <w:sz w:val="18"/>
+              </w:rPr>
+              <w:t>di_L1 / dt = V_IN / L_1</w:t>
+            </w:r>
+          </w:p>
+        </w:tc>
+      </w:tr>
+    </w:tbl>
+    <w:p/>
+    <w:p>
+      <w:pPr>
+        <w:pStyle w:val="ListBullet"/>
+        <w:spacing w:after="40"/>
+        <w:ind w:left="720"/>
+      </w:pPr>
       <w:r>
         <w:rPr>
           <w:color w:val="282C34"/>
           <w:sz w:val="21"/>
         </w:rPr>
-        <w:t xml:space="preserve"> is energized directly across </w:t>
-      </w:r>
-      <w:r>
-        <w:rPr>
-          <w:i/>
-          <w:color w:val="145AA0"/>
-          <w:sz w:val="21"/>
-        </w:rPr>
-        <w:t>V_{IN</w:t>
-      </w:r>
-      <w:r>
-        <w:rPr>
-          <w:color w:val="282C34"/>
-          <w:sz w:val="21"/>
-        </w:rPr>
-        <w:t xml:space="preserve"> to GND:</w:t>
-      </w:r>
-    </w:p>
-    <w:p>
-      <w:pPr>
-        <w:spacing w:after="80"/>
-      </w:pPr>
-      <w:r>
-        <w:rPr>
-          <w:i/>
-          <w:color w:val="145AA0"/>
-          <w:sz w:val="21"/>
-        </w:rPr>
-      </w:r>
-      <w:r>
-        <w:rPr>
-          <w:color w:val="282C34"/>
-          <w:sz w:val="21"/>
-        </w:rPr>
-        <w:t>\frac{di_{L1}}{dt} = \frac{V_{IN}}{L_1}</w:t>
-      </w:r>
-      <w:r>
-        <w:rPr>
-          <w:i/>
-          <w:color w:val="145AA0"/>
-          <w:sz w:val="21"/>
-        </w:rPr>
+        <w:t>The flying capacitor C_z (precharged to V_out) pulls node SW_2 positive (V_SW2 = V_IN + V_out), reverse-biasing diode D_1.</w:t>
       </w:r>
     </w:p>
     <w:p>
@@ -2600,154 +2055,53 @@
           <w:color w:val="282C34"/>
           <w:sz w:val="21"/>
         </w:rPr>
-        <w:t xml:space="preserve">The flying capacitor </w:t>
-      </w:r>
-      <w:r>
-        <w:rPr>
-          <w:i/>
-          <w:color w:val="145AA0"/>
-          <w:sz w:val="21"/>
-        </w:rPr>
-        <w:t>C_z</w:t>
-      </w:r>
-      <w:r>
-        <w:rPr>
-          <w:color w:val="282C34"/>
-          <w:sz w:val="21"/>
-        </w:rPr>
-        <w:t xml:space="preserve"> (precharged to </w:t>
-      </w:r>
-      <w:r>
-        <w:rPr>
-          <w:i/>
-          <w:color w:val="145AA0"/>
-          <w:sz w:val="21"/>
-        </w:rPr>
-        <w:t>V_{out</w:t>
-      </w:r>
-      <w:r>
-        <w:rPr>
-          <w:color w:val="282C34"/>
-          <w:sz w:val="21"/>
-        </w:rPr>
-        <w:t xml:space="preserve">) pulls node </w:t>
-      </w:r>
-      <w:r>
-        <w:rPr>
-          <w:i/>
-          <w:color w:val="145AA0"/>
-          <w:sz w:val="21"/>
-        </w:rPr>
-        <w:t>SW_2</w:t>
-      </w:r>
-      <w:r>
-        <w:rPr>
-          <w:color w:val="282C34"/>
-          <w:sz w:val="21"/>
-        </w:rPr>
-        <w:t xml:space="preserve"> positive (</w:t>
-      </w:r>
-      <w:r>
-        <w:rPr>
-          <w:i/>
-          <w:color w:val="145AA0"/>
-          <w:sz w:val="21"/>
-        </w:rPr>
-        <w:t>V_{SW2 = V_{IN + V_{out</w:t>
-      </w:r>
-      <w:r>
-        <w:rPr>
-          <w:color w:val="282C34"/>
-          <w:sz w:val="21"/>
-        </w:rPr>
-        <w:t xml:space="preserve">), reverse-biasing diode </w:t>
-      </w:r>
-      <w:r>
-        <w:rPr>
-          <w:i/>
-          <w:color w:val="145AA0"/>
-          <w:sz w:val="21"/>
-        </w:rPr>
-        <w:t>D_1</w:t>
-      </w:r>
-      <w:r>
-        <w:rPr>
-          <w:color w:val="282C34"/>
-          <w:sz w:val="21"/>
-        </w:rPr>
-        <w:t>.</w:t>
+        <w:t>Inductor L_2 current ramps up, energized by V_IN + V_out - V_out = V_IN:</w:t>
       </w:r>
     </w:p>
-    <w:p>
-      <w:pPr>
-        <w:pStyle w:val="ListBullet"/>
-        <w:spacing w:after="40"/>
-        <w:ind w:left="720"/>
-      </w:pPr>
-      <w:r>
-        <w:rPr>
-          <w:color w:val="282C34"/>
-          <w:sz w:val="21"/>
-        </w:rPr>
-        <w:t xml:space="preserve">Inductor </w:t>
-      </w:r>
-      <w:r>
-        <w:rPr>
-          <w:i/>
-          <w:color w:val="145AA0"/>
-          <w:sz w:val="21"/>
-        </w:rPr>
-        <w:t>L_2</w:t>
-      </w:r>
-      <w:r>
-        <w:rPr>
-          <w:color w:val="282C34"/>
-          <w:sz w:val="21"/>
-        </w:rPr>
-        <w:t xml:space="preserve"> current ramps up, energized by </w:t>
-      </w:r>
-      <w:r>
-        <w:rPr>
-          <w:i/>
-          <w:color w:val="145AA0"/>
-          <w:sz w:val="21"/>
-        </w:rPr>
-        <w:t>V_{IN + V_{out - V_{out = V_{IN</w:t>
-      </w:r>
-      <w:r>
-        <w:rPr>
-          <w:color w:val="282C34"/>
-          <w:sz w:val="21"/>
-        </w:rPr>
-        <w:t>:</w:t>
-      </w:r>
-    </w:p>
-    <w:p>
-      <w:pPr>
-        <w:spacing w:after="80"/>
-      </w:pPr>
-      <w:r>
-        <w:rPr>
-          <w:i/>
-          <w:color w:val="145AA0"/>
-          <w:sz w:val="21"/>
-        </w:rPr>
-      </w:r>
-      <w:r>
-        <w:rPr>
-          <w:color w:val="282C34"/>
-          <w:sz w:val="21"/>
-        </w:rPr>
-        <w:t>\frac{di_{L2}}{dt} = \frac{V_{IN}}{L_2}</w:t>
-      </w:r>
-      <w:r>
-        <w:rPr>
-          <w:i/>
-          <w:color w:val="145AA0"/>
-          <w:sz w:val="21"/>
-        </w:rPr>
-      </w:r>
-    </w:p>
+    <w:tbl>
+      <w:tblPr>
+        <w:tblW w:type="auto" w:w="0"/>
+        <w:jc w:val="center"/>
+        <w:tblLook w:firstColumn="1" w:firstRow="1" w:lastColumn="0" w:lastRow="0" w:noHBand="0" w:noVBand="1" w:val="04A0"/>
+      </w:tblPr>
+      <w:tblGrid>
+        <w:gridCol w:w="9792"/>
+      </w:tblGrid>
+      <w:tr>
+        <w:tc>
+          <w:tcPr>
+            <w:tcW w:type="dxa" w:w="9792"/>
+            <w:shd w:fill="F5F6F8"/>
+            <w:tcMar>
+              <w:top w:w="80" w:type="dxa"/>
+              <w:bottom w:w="80" w:type="dxa"/>
+              <w:left w:w="140" w:type="dxa"/>
+              <w:right w:w="140" w:type="dxa"/>
+            </w:tcMar>
+            <w:tcBorders>
+              <w:left w:val="single" w:sz="18" w:space="0" w:color="CBD5E0"/>
+              <w:top w:val="none"/>
+              <w:right w:val="none"/>
+              <w:bottom w:val="none"/>
+            </w:tcBorders>
+          </w:tcPr>
+          <w:p>
+            <w:pPr>
+              <w:spacing w:line="240" w:lineRule="auto" w:after="0"/>
+            </w:pPr>
+            <w:r>
+              <w:rPr>
+                <w:rFonts w:ascii="Consolas" w:hAnsi="Consolas"/>
+                <w:color w:val="2D3748"/>
+                <w:sz w:val="18"/>
+              </w:rPr>
+              <w:t>di_L2 / dt = V_IN / L_2</w:t>
+            </w:r>
+          </w:p>
+        </w:tc>
+      </w:tr>
+    </w:tbl>
+    <w:p/>
     <w:p>
       <w:pPr>
         <w:pStyle w:val="ListNumber"/>
@@ -2760,7 +2114,7 @@
           <w:color w:val="282C34"/>
           <w:sz w:val="21"/>
         </w:rPr>
-        <w:t>Interval 2: Switch OFF ($D \cdot T_s &lt; t \le T_s$)</w:t>
+        <w:t>Interval 2: Switch OFF (D * T_s &lt; t &lt;= T_s)</w:t>
       </w:r>
       <w:r>
         <w:rPr>
@@ -2778,78 +2132,10 @@
       </w:pPr>
       <w:r>
         <w:rPr>
-          <w:i/>
-          <w:color w:val="145AA0"/>
-          <w:sz w:val="21"/>
-        </w:rPr>
-        <w:t>Q_1</w:t>
-      </w:r>
-      <w:r>
-        <w:rPr>
           <w:color w:val="282C34"/>
           <w:sz w:val="21"/>
         </w:rPr>
-        <w:t xml:space="preserve"> turns OFF. The collapsing fields of </w:t>
-      </w:r>
-      <w:r>
-        <w:rPr>
-          <w:i/>
-          <w:color w:val="145AA0"/>
-          <w:sz w:val="21"/>
-        </w:rPr>
-        <w:t>L_1</w:t>
-      </w:r>
-      <w:r>
-        <w:rPr>
-          <w:color w:val="282C34"/>
-          <w:sz w:val="21"/>
-        </w:rPr>
-        <w:t xml:space="preserve"> and </w:t>
-      </w:r>
-      <w:r>
-        <w:rPr>
-          <w:i/>
-          <w:color w:val="145AA0"/>
-          <w:sz w:val="21"/>
-        </w:rPr>
-        <w:t>L_2</w:t>
-      </w:r>
-      <w:r>
-        <w:rPr>
-          <w:color w:val="282C34"/>
-          <w:sz w:val="21"/>
-        </w:rPr>
-        <w:t xml:space="preserve"> pull nodes </w:t>
-      </w:r>
-      <w:r>
-        <w:rPr>
-          <w:i/>
-          <w:color w:val="145AA0"/>
-          <w:sz w:val="21"/>
-        </w:rPr>
-        <w:t>SW_1</w:t>
-      </w:r>
-      <w:r>
-        <w:rPr>
-          <w:color w:val="282C34"/>
-          <w:sz w:val="21"/>
-        </w:rPr>
-        <w:t xml:space="preserve"> and </w:t>
-      </w:r>
-      <w:r>
-        <w:rPr>
-          <w:i/>
-          <w:color w:val="145AA0"/>
-          <w:sz w:val="21"/>
-        </w:rPr>
-        <w:t>SW_2</w:t>
-      </w:r>
-      <w:r>
-        <w:rPr>
-          <w:color w:val="282C34"/>
-          <w:sz w:val="21"/>
-        </w:rPr>
-        <w:t xml:space="preserve"> negative.</w:t>
+        <w:t>Q_1 turns OFF. The collapsing fields of L_1 and L_2 pull nodes SW_1 and SW_2 negative.</w:t>
       </w:r>
     </w:p>
     <w:p>
@@ -2863,52 +2149,7 @@
           <w:color w:val="282C34"/>
           <w:sz w:val="21"/>
         </w:rPr>
-        <w:t xml:space="preserve">Diode </w:t>
-      </w:r>
-      <w:r>
-        <w:rPr>
-          <w:i/>
-          <w:color w:val="145AA0"/>
-          <w:sz w:val="21"/>
-        </w:rPr>
-        <w:t>D_1</w:t>
-      </w:r>
-      <w:r>
-        <w:rPr>
-          <w:color w:val="282C34"/>
-          <w:sz w:val="21"/>
-        </w:rPr>
-        <w:t xml:space="preserve"> turns ON, clamping node </w:t>
-      </w:r>
-      <w:r>
-        <w:rPr>
-          <w:i/>
-          <w:color w:val="145AA0"/>
-          <w:sz w:val="21"/>
-        </w:rPr>
-        <w:t>SW_2</w:t>
-      </w:r>
-      <w:r>
-        <w:rPr>
-          <w:color w:val="282C34"/>
-          <w:sz w:val="21"/>
-        </w:rPr>
-        <w:t xml:space="preserve"> to GND (</w:t>
-      </w:r>
-      <w:r>
-        <w:rPr>
-          <w:i/>
-          <w:color w:val="145AA0"/>
-          <w:sz w:val="21"/>
-        </w:rPr>
-        <w:t>0\,V</w:t>
-      </w:r>
-      <w:r>
-        <w:rPr>
-          <w:color w:val="282C34"/>
-          <w:sz w:val="21"/>
-        </w:rPr>
-        <w:t>).</w:t>
+        <w:t>Diode D_1 turns ON, clamping node SW_2 to GND (0 V).</w:t>
       </w:r>
     </w:p>
     <w:p>
@@ -2922,52 +2163,7 @@
           <w:color w:val="282C34"/>
           <w:sz w:val="21"/>
         </w:rPr>
-        <w:t xml:space="preserve">Inductor </w:t>
-      </w:r>
-      <w:r>
-        <w:rPr>
-          <w:i/>
-          <w:color w:val="145AA0"/>
-          <w:sz w:val="21"/>
-        </w:rPr>
-        <w:t>L_1</w:t>
-      </w:r>
-      <w:r>
-        <w:rPr>
-          <w:color w:val="282C34"/>
-          <w:sz w:val="21"/>
-        </w:rPr>
-        <w:t xml:space="preserve"> discharges its energy into flying capacitor </w:t>
-      </w:r>
-      <w:r>
-        <w:rPr>
-          <w:i/>
-          <w:color w:val="145AA0"/>
-          <w:sz w:val="21"/>
-        </w:rPr>
-        <w:t>C_z</w:t>
-      </w:r>
-      <w:r>
-        <w:rPr>
-          <w:color w:val="282C34"/>
-          <w:sz w:val="21"/>
-        </w:rPr>
-        <w:t xml:space="preserve"> through diode </w:t>
-      </w:r>
-      <w:r>
-        <w:rPr>
-          <w:i/>
-          <w:color w:val="145AA0"/>
-          <w:sz w:val="21"/>
-        </w:rPr>
-        <w:t>D_1</w:t>
-      </w:r>
-      <w:r>
-        <w:rPr>
-          <w:color w:val="282C34"/>
-          <w:sz w:val="21"/>
-        </w:rPr>
-        <w:t>.</w:t>
+        <w:t>Inductor L_1 discharges its energy into flying capacitor C_z through diode D_1.</w:t>
       </w:r>
     </w:p>
     <w:p>
@@ -2981,80 +2177,53 @@
           <w:color w:val="282C34"/>
           <w:sz w:val="21"/>
         </w:rPr>
-        <w:t xml:space="preserve">Inductor </w:t>
-      </w:r>
-      <w:r>
-        <w:rPr>
-          <w:i/>
-          <w:color w:val="145AA0"/>
-          <w:sz w:val="21"/>
-        </w:rPr>
-        <w:t>L_2</w:t>
-      </w:r>
-      <w:r>
-        <w:rPr>
-          <w:color w:val="282C34"/>
-          <w:sz w:val="21"/>
-        </w:rPr>
-        <w:t xml:space="preserve"> freewheels through diode </w:t>
-      </w:r>
-      <w:r>
-        <w:rPr>
-          <w:i/>
-          <w:color w:val="145AA0"/>
-          <w:sz w:val="21"/>
-        </w:rPr>
-        <w:t>D_1</w:t>
-      </w:r>
-      <w:r>
-        <w:rPr>
-          <w:color w:val="282C34"/>
-          <w:sz w:val="21"/>
-        </w:rPr>
-        <w:t xml:space="preserve"> into the output capacitor </w:t>
-      </w:r>
-      <w:r>
-        <w:rPr>
-          <w:i/>
-          <w:color w:val="145AA0"/>
-          <w:sz w:val="21"/>
-        </w:rPr>
-        <w:t>C_{out</w:t>
-      </w:r>
-      <w:r>
-        <w:rPr>
-          <w:color w:val="282C34"/>
-          <w:sz w:val="21"/>
-        </w:rPr>
-        <w:t xml:space="preserve"> and the load:</w:t>
+        <w:t>Inductor L_2 freewheels through diode D_1 into the output capacitor C_out and the load:</w:t>
       </w:r>
     </w:p>
-    <w:p>
-      <w:pPr>
-        <w:spacing w:after="80"/>
-      </w:pPr>
-      <w:r>
-        <w:rPr>
-          <w:i/>
-          <w:color w:val="145AA0"/>
-          <w:sz w:val="21"/>
-        </w:rPr>
-      </w:r>
-      <w:r>
-        <w:rPr>
-          <w:color w:val="282C34"/>
-          <w:sz w:val="21"/>
-        </w:rPr>
-        <w:t>\frac{di_{L2}}{dt} = \frac{-V_{out}}{L_2}</w:t>
-      </w:r>
-      <w:r>
-        <w:rPr>
-          <w:i/>
-          <w:color w:val="145AA0"/>
-          <w:sz w:val="21"/>
-        </w:rPr>
-      </w:r>
-    </w:p>
+    <w:tbl>
+      <w:tblPr>
+        <w:tblW w:type="auto" w:w="0"/>
+        <w:jc w:val="center"/>
+        <w:tblLook w:firstColumn="1" w:firstRow="1" w:lastColumn="0" w:lastRow="0" w:noHBand="0" w:noVBand="1" w:val="04A0"/>
+      </w:tblPr>
+      <w:tblGrid>
+        <w:gridCol w:w="9792"/>
+      </w:tblGrid>
+      <w:tr>
+        <w:tc>
+          <w:tcPr>
+            <w:tcW w:type="dxa" w:w="9792"/>
+            <w:shd w:fill="F5F6F8"/>
+            <w:tcMar>
+              <w:top w:w="80" w:type="dxa"/>
+              <w:bottom w:w="80" w:type="dxa"/>
+              <w:left w:w="140" w:type="dxa"/>
+              <w:right w:w="140" w:type="dxa"/>
+            </w:tcMar>
+            <w:tcBorders>
+              <w:left w:val="single" w:sz="18" w:space="0" w:color="CBD5E0"/>
+              <w:top w:val="none"/>
+              <w:right w:val="none"/>
+              <w:bottom w:val="none"/>
+            </w:tcBorders>
+          </w:tcPr>
+          <w:p>
+            <w:pPr>
+              <w:spacing w:line="240" w:lineRule="auto" w:after="0"/>
+            </w:pPr>
+            <w:r>
+              <w:rPr>
+                <w:rFonts w:ascii="Consolas" w:hAnsi="Consolas"/>
+                <w:color w:val="2D3748"/>
+                <w:sz w:val="18"/>
+              </w:rPr>
+              <w:t>di_L2 / dt = (-V_out) / L_2</w:t>
+            </w:r>
+          </w:p>
+        </w:tc>
+      </w:tr>
+    </w:tbl>
+    <w:p/>
     <w:p>
       <w:pPr>
         <w:spacing w:before="80" w:after="80"/>
@@ -3183,76 +2352,97 @@
           <w:color w:val="282C34"/>
           <w:sz w:val="21"/>
         </w:rPr>
-        <w:t xml:space="preserve">Applying volt-second balance to output inductor </w:t>
-      </w:r>
-      <w:r>
-        <w:rPr>
-          <w:i/>
-          <w:color w:val="145AA0"/>
-          <w:sz w:val="21"/>
-        </w:rPr>
-        <w:t>L_2</w:t>
-      </w:r>
-      <w:r>
-        <w:rPr>
-          <w:color w:val="282C34"/>
-          <w:sz w:val="21"/>
-        </w:rPr>
-        <w:t>:</w:t>
+        <w:t>Applying volt-second balance to output inductor L_2:</w:t>
       </w:r>
     </w:p>
-    <w:p>
-      <w:pPr>
-        <w:spacing w:after="80"/>
-      </w:pPr>
-      <w:r>
-        <w:rPr>
-          <w:i/>
-          <w:color w:val="145AA0"/>
-          <w:sz w:val="21"/>
-        </w:rPr>
-      </w:r>
-      <w:r>
-        <w:rPr>
-          <w:color w:val="282C34"/>
-          <w:sz w:val="21"/>
-        </w:rPr>
-        <w:t>(V_{IN}) \cdot D \cdot T_s + (-V_{out}) \cdot (1 - D) \cdot T_s = 0</w:t>
-      </w:r>
-      <w:r>
-        <w:rPr>
-          <w:i/>
-          <w:color w:val="145AA0"/>
-          <w:sz w:val="21"/>
-        </w:rPr>
-      </w:r>
-    </w:p>
-    <w:p>
-      <w:pPr>
-        <w:spacing w:after="80"/>
-      </w:pPr>
-      <w:r>
-        <w:rPr>
-          <w:i/>
-          <w:color w:val="145AA0"/>
-          <w:sz w:val="21"/>
-        </w:rPr>
-      </w:r>
-      <w:r>
-        <w:rPr>
-          <w:color w:val="282C34"/>
-          <w:sz w:val="21"/>
-        </w:rPr>
-        <w:t>V_{out} = V_{IN} \cdot \frac{D}{1 - D}</w:t>
-      </w:r>
-      <w:r>
-        <w:rPr>
-          <w:i/>
-          <w:color w:val="145AA0"/>
-          <w:sz w:val="21"/>
-        </w:rPr>
-      </w:r>
-    </w:p>
+    <w:tbl>
+      <w:tblPr>
+        <w:tblW w:type="auto" w:w="0"/>
+        <w:jc w:val="center"/>
+        <w:tblLook w:firstColumn="1" w:firstRow="1" w:lastColumn="0" w:lastRow="0" w:noHBand="0" w:noVBand="1" w:val="04A0"/>
+      </w:tblPr>
+      <w:tblGrid>
+        <w:gridCol w:w="9792"/>
+      </w:tblGrid>
+      <w:tr>
+        <w:tc>
+          <w:tcPr>
+            <w:tcW w:type="dxa" w:w="9792"/>
+            <w:shd w:fill="F5F6F8"/>
+            <w:tcMar>
+              <w:top w:w="80" w:type="dxa"/>
+              <w:bottom w:w="80" w:type="dxa"/>
+              <w:left w:w="140" w:type="dxa"/>
+              <w:right w:w="140" w:type="dxa"/>
+            </w:tcMar>
+            <w:tcBorders>
+              <w:left w:val="single" w:sz="18" w:space="0" w:color="CBD5E0"/>
+              <w:top w:val="none"/>
+              <w:right w:val="none"/>
+              <w:bottom w:val="none"/>
+            </w:tcBorders>
+          </w:tcPr>
+          <w:p>
+            <w:pPr>
+              <w:spacing w:line="240" w:lineRule="auto" w:after="0"/>
+            </w:pPr>
+            <w:r>
+              <w:rPr>
+                <w:rFonts w:ascii="Consolas" w:hAnsi="Consolas"/>
+                <w:color w:val="2D3748"/>
+                <w:sz w:val="18"/>
+              </w:rPr>
+              <w:t>(V_IN) * D * T_s + (-V_out) * (1 - D) * T_s = 0</w:t>
+            </w:r>
+          </w:p>
+        </w:tc>
+      </w:tr>
+    </w:tbl>
+    <w:p/>
+    <w:tbl>
+      <w:tblPr>
+        <w:tblW w:type="auto" w:w="0"/>
+        <w:jc w:val="center"/>
+        <w:tblLook w:firstColumn="1" w:firstRow="1" w:lastColumn="0" w:lastRow="0" w:noHBand="0" w:noVBand="1" w:val="04A0"/>
+      </w:tblPr>
+      <w:tblGrid>
+        <w:gridCol w:w="9792"/>
+      </w:tblGrid>
+      <w:tr>
+        <w:tc>
+          <w:tcPr>
+            <w:tcW w:type="dxa" w:w="9792"/>
+            <w:shd w:fill="F5F6F8"/>
+            <w:tcMar>
+              <w:top w:w="80" w:type="dxa"/>
+              <w:bottom w:w="80" w:type="dxa"/>
+              <w:left w:w="140" w:type="dxa"/>
+              <w:right w:w="140" w:type="dxa"/>
+            </w:tcMar>
+            <w:tcBorders>
+              <w:left w:val="single" w:sz="18" w:space="0" w:color="CBD5E0"/>
+              <w:top w:val="none"/>
+              <w:right w:val="none"/>
+              <w:bottom w:val="none"/>
+            </w:tcBorders>
+          </w:tcPr>
+          <w:p>
+            <w:pPr>
+              <w:spacing w:line="240" w:lineRule="auto" w:after="0"/>
+            </w:pPr>
+            <w:r>
+              <w:rPr>
+                <w:rFonts w:ascii="Consolas" w:hAnsi="Consolas"/>
+                <w:color w:val="2D3748"/>
+                <w:sz w:val="18"/>
+              </w:rPr>
+              <w:t>V_out = V_IN * D / (1 - D)</w:t>
+            </w:r>
+          </w:p>
+        </w:tc>
+      </w:tr>
+    </w:tbl>
+    <w:p/>
     <w:p>
       <w:pPr>
         <w:spacing w:after="80"/>
@@ -3278,32 +2468,50 @@
         <w:t>3.2 Switch &amp; Diode Voltage Stresses:</w:t>
       </w:r>
     </w:p>
-    <w:p>
-      <w:pPr>
-        <w:spacing w:after="80"/>
-      </w:pPr>
-      <w:r>
-        <w:rPr>
-          <w:i/>
-          <w:color w:val="145AA0"/>
-          <w:sz w:val="21"/>
-        </w:rPr>
-      </w:r>
-      <w:r>
-        <w:rPr>
-          <w:color w:val="282C34"/>
-          <w:sz w:val="21"/>
-        </w:rPr>
-        <w:t>V_{DS,max} = V_{diode,rev} = V_{IN,max} + V_{out}</w:t>
-      </w:r>
-      <w:r>
-        <w:rPr>
-          <w:i/>
-          <w:color w:val="145AA0"/>
-          <w:sz w:val="21"/>
-        </w:rPr>
-      </w:r>
-    </w:p>
+    <w:tbl>
+      <w:tblPr>
+        <w:tblW w:type="auto" w:w="0"/>
+        <w:jc w:val="center"/>
+        <w:tblLook w:firstColumn="1" w:firstRow="1" w:lastColumn="0" w:lastRow="0" w:noHBand="0" w:noVBand="1" w:val="04A0"/>
+      </w:tblPr>
+      <w:tblGrid>
+        <w:gridCol w:w="9792"/>
+      </w:tblGrid>
+      <w:tr>
+        <w:tc>
+          <w:tcPr>
+            <w:tcW w:type="dxa" w:w="9792"/>
+            <w:shd w:fill="F5F6F8"/>
+            <w:tcMar>
+              <w:top w:w="80" w:type="dxa"/>
+              <w:bottom w:w="80" w:type="dxa"/>
+              <w:left w:w="140" w:type="dxa"/>
+              <w:right w:w="140" w:type="dxa"/>
+            </w:tcMar>
+            <w:tcBorders>
+              <w:left w:val="single" w:sz="18" w:space="0" w:color="CBD5E0"/>
+              <w:top w:val="none"/>
+              <w:right w:val="none"/>
+              <w:bottom w:val="none"/>
+            </w:tcBorders>
+          </w:tcPr>
+          <w:p>
+            <w:pPr>
+              <w:spacing w:line="240" w:lineRule="auto" w:after="0"/>
+            </w:pPr>
+            <w:r>
+              <w:rPr>
+                <w:rFonts w:ascii="Consolas" w:hAnsi="Consolas"/>
+                <w:color w:val="2D3748"/>
+                <w:sz w:val="18"/>
+              </w:rPr>
+              <w:t>V_DS,max = V_diode,rev = V_IN,max + V_out</w:t>
+            </w:r>
+          </w:p>
+        </w:tc>
+      </w:tr>
+    </w:tbl>
+    <w:p/>
     <w:p>
       <w:pPr>
         <w:spacing w:before="160" w:after="80"/>
@@ -3326,37 +2534,7 @@
           <w:color w:val="282C34"/>
           <w:sz w:val="21"/>
         </w:rPr>
-        <w:t xml:space="preserve">Because output inductor </w:t>
-      </w:r>
-      <w:r>
-        <w:rPr>
-          <w:i/>
-          <w:color w:val="145AA0"/>
-          <w:sz w:val="21"/>
-        </w:rPr>
-        <w:t>L_2</w:t>
-      </w:r>
-      <w:r>
-        <w:rPr>
-          <w:color w:val="282C34"/>
-          <w:sz w:val="21"/>
-        </w:rPr>
-        <w:t xml:space="preserve"> feeds </w:t>
-      </w:r>
-      <w:r>
-        <w:rPr>
-          <w:i/>
-          <w:color w:val="145AA0"/>
-          <w:sz w:val="21"/>
-        </w:rPr>
-        <w:t>C_{out</w:t>
-      </w:r>
-      <w:r>
-        <w:rPr>
-          <w:color w:val="282C34"/>
-          <w:sz w:val="21"/>
-        </w:rPr>
-        <w:t xml:space="preserve"> directly, the output ripple voltage formula is identical to a </w:t>
+        <w:t xml:space="preserve">Because output inductor L_2 feeds C_out directly, the output ripple voltage formula is identical to a </w:t>
       </w:r>
       <w:r>
         <w:rPr>
@@ -3374,32 +2552,50 @@
         <w:t>:</w:t>
       </w:r>
     </w:p>
-    <w:p>
-      <w:pPr>
-        <w:spacing w:after="80"/>
-      </w:pPr>
-      <w:r>
-        <w:rPr>
-          <w:i/>
-          <w:color w:val="145AA0"/>
-          <w:sz w:val="21"/>
-        </w:rPr>
-      </w:r>
-      <w:r>
-        <w:rPr>
-          <w:color w:val="282C34"/>
-          <w:sz w:val="21"/>
-        </w:rPr>
-        <w:t>\Delta V_{out} = \frac{\Delta I_{L2}}{8 \cdot f_s \cdot C_{out}}</w:t>
-      </w:r>
-      <w:r>
-        <w:rPr>
-          <w:i/>
-          <w:color w:val="145AA0"/>
-          <w:sz w:val="21"/>
-        </w:rPr>
-      </w:r>
-    </w:p>
+    <w:tbl>
+      <w:tblPr>
+        <w:tblW w:type="auto" w:w="0"/>
+        <w:jc w:val="center"/>
+        <w:tblLook w:firstColumn="1" w:firstRow="1" w:lastColumn="0" w:lastRow="0" w:noHBand="0" w:noVBand="1" w:val="04A0"/>
+      </w:tblPr>
+      <w:tblGrid>
+        <w:gridCol w:w="9792"/>
+      </w:tblGrid>
+      <w:tr>
+        <w:tc>
+          <w:tcPr>
+            <w:tcW w:type="dxa" w:w="9792"/>
+            <w:shd w:fill="F5F6F8"/>
+            <w:tcMar>
+              <w:top w:w="80" w:type="dxa"/>
+              <w:bottom w:w="80" w:type="dxa"/>
+              <w:left w:w="140" w:type="dxa"/>
+              <w:right w:w="140" w:type="dxa"/>
+            </w:tcMar>
+            <w:tcBorders>
+              <w:left w:val="single" w:sz="18" w:space="0" w:color="CBD5E0"/>
+              <w:top w:val="none"/>
+              <w:right w:val="none"/>
+              <w:bottom w:val="none"/>
+            </w:tcBorders>
+          </w:tcPr>
+          <w:p>
+            <w:pPr>
+              <w:spacing w:line="240" w:lineRule="auto" w:after="0"/>
+            </w:pPr>
+            <w:r>
+              <w:rPr>
+                <w:rFonts w:ascii="Consolas" w:hAnsi="Consolas"/>
+                <w:color w:val="2D3748"/>
+                <w:sz w:val="18"/>
+              </w:rPr>
+              <w:t>Δ V_out = (Δ I_L2) / (8 * f_s * C_out)</w:t>
+            </w:r>
+          </w:p>
+        </w:tc>
+      </w:tr>
+    </w:tbl>
+    <w:p/>
     <w:p>
       <w:pPr>
         <w:spacing w:after="80"/>
@@ -3430,24 +2626,7 @@
           <w:color w:val="4682B4"/>
           <w:sz w:val="24"/>
         </w:rPr>
-        <w:t>3.4 Flying Capacitor Sizing (</w:t>
-      </w:r>
-      <w:r>
-        <w:rPr>
-          <w:b/>
-          <w:i/>
-          <w:color w:val="145AA0"/>
-          <w:sz w:val="24"/>
-        </w:rPr>
-        <w:t>C_z</w:t>
-      </w:r>
-      <w:r>
-        <w:rPr>
-          <w:b/>
-          <w:color w:val="4682B4"/>
-          <w:sz w:val="24"/>
-        </w:rPr>
-        <w:t>):</w:t>
+        <w:t>3.4 Flying Capacitor Sizing (C_z):</w:t>
       </w:r>
     </w:p>
     <w:p>
@@ -3459,65 +2638,53 @@
           <w:color w:val="282C34"/>
           <w:sz w:val="21"/>
         </w:rPr>
-        <w:t xml:space="preserve">The steady-state DC voltage across </w:t>
-      </w:r>
-      <w:r>
-        <w:rPr>
-          <w:i/>
-          <w:color w:val="145AA0"/>
-          <w:sz w:val="21"/>
-        </w:rPr>
-        <w:t>C_z</w:t>
-      </w:r>
-      <w:r>
-        <w:rPr>
-          <w:color w:val="282C34"/>
-          <w:sz w:val="21"/>
-        </w:rPr>
-        <w:t xml:space="preserve"> is equal to </w:t>
-      </w:r>
-      <w:r>
-        <w:rPr>
-          <w:i/>
-          <w:color w:val="145AA0"/>
-          <w:sz w:val="21"/>
-        </w:rPr>
-        <w:t>V_{out</w:t>
-      </w:r>
-      <w:r>
-        <w:rPr>
-          <w:color w:val="282C34"/>
-          <w:sz w:val="21"/>
-        </w:rPr>
-        <w:t>:</w:t>
+        <w:t>The steady-state DC voltage across C_z is equal to V_out:</w:t>
       </w:r>
     </w:p>
-    <w:p>
-      <w:pPr>
-        <w:spacing w:after="80"/>
-      </w:pPr>
-      <w:r>
-        <w:rPr>
-          <w:i/>
-          <w:color w:val="145AA0"/>
-          <w:sz w:val="21"/>
-        </w:rPr>
-      </w:r>
-      <w:r>
-        <w:rPr>
-          <w:color w:val="282C34"/>
-          <w:sz w:val="21"/>
-        </w:rPr>
-        <w:t>V_{Cz} = V_{out}</w:t>
-      </w:r>
-      <w:r>
-        <w:rPr>
-          <w:i/>
-          <w:color w:val="145AA0"/>
-          <w:sz w:val="21"/>
-        </w:rPr>
-      </w:r>
-    </w:p>
+    <w:tbl>
+      <w:tblPr>
+        <w:tblW w:type="auto" w:w="0"/>
+        <w:jc w:val="center"/>
+        <w:tblLook w:firstColumn="1" w:firstRow="1" w:lastColumn="0" w:lastRow="0" w:noHBand="0" w:noVBand="1" w:val="04A0"/>
+      </w:tblPr>
+      <w:tblGrid>
+        <w:gridCol w:w="9792"/>
+      </w:tblGrid>
+      <w:tr>
+        <w:tc>
+          <w:tcPr>
+            <w:tcW w:type="dxa" w:w="9792"/>
+            <w:shd w:fill="F5F6F8"/>
+            <w:tcMar>
+              <w:top w:w="80" w:type="dxa"/>
+              <w:bottom w:w="80" w:type="dxa"/>
+              <w:left w:w="140" w:type="dxa"/>
+              <w:right w:w="140" w:type="dxa"/>
+            </w:tcMar>
+            <w:tcBorders>
+              <w:left w:val="single" w:sz="18" w:space="0" w:color="CBD5E0"/>
+              <w:top w:val="none"/>
+              <w:right w:val="none"/>
+              <w:bottom w:val="none"/>
+            </w:tcBorders>
+          </w:tcPr>
+          <w:p>
+            <w:pPr>
+              <w:spacing w:line="240" w:lineRule="auto" w:after="0"/>
+            </w:pPr>
+            <w:r>
+              <w:rPr>
+                <w:rFonts w:ascii="Consolas" w:hAnsi="Consolas"/>
+                <w:color w:val="2D3748"/>
+                <w:sz w:val="18"/>
+              </w:rPr>
+              <w:t>V_Cz = V_out</w:t>
+            </w:r>
+          </w:p>
+        </w:tc>
+      </w:tr>
+    </w:tbl>
+    <w:p/>
     <w:p>
       <w:pPr>
         <w:spacing w:after="80"/>
@@ -3527,50 +2694,53 @@
           <w:color w:val="282C34"/>
           <w:sz w:val="21"/>
         </w:rPr>
-        <w:t xml:space="preserve">To maintain capacitor voltage ripple </w:t>
-      </w:r>
-      <w:r>
-        <w:rPr>
-          <w:i/>
-          <w:color w:val="145AA0"/>
-          <w:sz w:val="21"/>
-        </w:rPr>
-        <w:t>\Delta V_{Cz ≤ 5\% \cdot V_{out</w:t>
-      </w:r>
-      <w:r>
-        <w:rPr>
-          <w:color w:val="282C34"/>
-          <w:sz w:val="21"/>
-        </w:rPr>
-        <w:t>:</w:t>
+        <w:t>To maintain capacitor voltage ripple Δ V_Cz &lt;= 5\% * V_out:</w:t>
       </w:r>
     </w:p>
-    <w:p>
-      <w:pPr>
-        <w:spacing w:after="80"/>
-      </w:pPr>
-      <w:r>
-        <w:rPr>
-          <w:i/>
-          <w:color w:val="145AA0"/>
-          <w:sz w:val="21"/>
-        </w:rPr>
-      </w:r>
-      <w:r>
-        <w:rPr>
-          <w:color w:val="282C34"/>
-          <w:sz w:val="21"/>
-        </w:rPr>
-        <w:t>C_z \ge \frac{I_{out} \cdot (1 - D)}{f_s \cdot \Delta V_{Cz}}</w:t>
-      </w:r>
-      <w:r>
-        <w:rPr>
-          <w:i/>
-          <w:color w:val="145AA0"/>
-          <w:sz w:val="21"/>
-        </w:rPr>
-      </w:r>
-    </w:p>
+    <w:tbl>
+      <w:tblPr>
+        <w:tblW w:type="auto" w:w="0"/>
+        <w:jc w:val="center"/>
+        <w:tblLook w:firstColumn="1" w:firstRow="1" w:lastColumn="0" w:lastRow="0" w:noHBand="0" w:noVBand="1" w:val="04A0"/>
+      </w:tblPr>
+      <w:tblGrid>
+        <w:gridCol w:w="9792"/>
+      </w:tblGrid>
+      <w:tr>
+        <w:tc>
+          <w:tcPr>
+            <w:tcW w:type="dxa" w:w="9792"/>
+            <w:shd w:fill="F5F6F8"/>
+            <w:tcMar>
+              <w:top w:w="80" w:type="dxa"/>
+              <w:bottom w:w="80" w:type="dxa"/>
+              <w:left w:w="140" w:type="dxa"/>
+              <w:right w:w="140" w:type="dxa"/>
+            </w:tcMar>
+            <w:tcBorders>
+              <w:left w:val="single" w:sz="18" w:space="0" w:color="CBD5E0"/>
+              <w:top w:val="none"/>
+              <w:right w:val="none"/>
+              <w:bottom w:val="none"/>
+            </w:tcBorders>
+          </w:tcPr>
+          <w:p>
+            <w:pPr>
+              <w:spacing w:line="240" w:lineRule="auto" w:after="0"/>
+            </w:pPr>
+            <w:r>
+              <w:rPr>
+                <w:rFonts w:ascii="Consolas" w:hAnsi="Consolas"/>
+                <w:color w:val="2D3748"/>
+                <w:sz w:val="18"/>
+              </w:rPr>
+              <w:t>C_z &gt;= (I_out * (1 - D)) / (f_s * Δ V_Cz)</w:t>
+            </w:r>
+          </w:p>
+        </w:tc>
+      </w:tr>
+    </w:tbl>
+    <w:p/>
     <w:p>
       <w:pPr>
         <w:spacing w:before="80" w:after="80"/>
@@ -3946,15 +3116,7 @@
                 <w:color w:val="282C34"/>
                 <w:sz w:val="18"/>
               </w:rPr>
-              <w:t xml:space="preserve">: High input ripple, requires larger </w:t>
-            </w:r>
-            <w:r>
-              <w:rPr>
-                <w:i/>
-                <w:color w:val="145AA0"/>
-                <w:sz w:val="18"/>
-              </w:rPr>
-              <w:t>C_{in</w:t>
+              <w:t>: High input ripple, requires larger C_in</w:t>
             </w:r>
           </w:p>
         </w:tc>
@@ -4015,15 +3177,7 @@
                 <w:color w:val="282C34"/>
                 <w:sz w:val="18"/>
               </w:rPr>
-              <w:t xml:space="preserve">: High output ripple, requires large </w:t>
-            </w:r>
-            <w:r>
-              <w:rPr>
-                <w:i/>
-                <w:color w:val="145AA0"/>
-                <w:sz w:val="18"/>
-              </w:rPr>
-              <w:t>C_{out</w:t>
+              <w:t>: High output ripple, requires large C_out</w:t>
             </w:r>
           </w:p>
         </w:tc>
@@ -4056,15 +3210,7 @@
                 <w:color w:val="282C34"/>
                 <w:sz w:val="18"/>
               </w:rPr>
-              <w:t xml:space="preserve">: Ultra-low output ripple, small </w:t>
-            </w:r>
-            <w:r>
-              <w:rPr>
-                <w:i/>
-                <w:color w:val="145AA0"/>
-                <w:sz w:val="18"/>
-              </w:rPr>
-              <w:t>C_{out</w:t>
+              <w:t>: Ultra-low output ripple, small C_out</w:t>
             </w:r>
           </w:p>
         </w:tc>
@@ -4115,22 +3261,7 @@
                 <w:color w:val="282C34"/>
                 <w:sz w:val="18"/>
               </w:rPr>
-              <w:t xml:space="preserve">Yes (Series </w:t>
-            </w:r>
-            <w:r>
-              <w:rPr>
-                <w:i/>
-                <w:color w:val="145AA0"/>
-                <w:sz w:val="18"/>
-              </w:rPr>
-              <w:t>C_{sep</w:t>
-            </w:r>
-            <w:r>
-              <w:rPr>
-                <w:color w:val="282C34"/>
-                <w:sz w:val="18"/>
-              </w:rPr>
-              <w:t xml:space="preserve"> blocks DC)</w:t>
+              <w:t>Yes (Series C_sep blocks DC)</w:t>
             </w:r>
           </w:p>
         </w:tc>
@@ -4154,22 +3285,7 @@
                 <w:color w:val="282C34"/>
                 <w:sz w:val="18"/>
               </w:rPr>
-              <w:t xml:space="preserve">No (Diode and </w:t>
-            </w:r>
-            <w:r>
-              <w:rPr>
-                <w:i/>
-                <w:color w:val="145AA0"/>
-                <w:sz w:val="18"/>
-              </w:rPr>
-              <w:t>L_2</w:t>
-            </w:r>
-            <w:r>
-              <w:rPr>
-                <w:color w:val="282C34"/>
-                <w:sz w:val="18"/>
-              </w:rPr>
-              <w:t xml:space="preserve"> path)</w:t>
+              <w:t>No (Diode and L_2 path)</w:t>
             </w:r>
           </w:p>
         </w:tc>
